--- a/klagomål/A 14946-2026 FSC-klagomål.docx
+++ b/klagomål/A 14946-2026 FSC-klagomål.docx
@@ -942,7 +942,7 @@
     <w:r>
       <w:tab/>
       <w:tab/>
-      <w:t>2026-03-24</w:t>
+      <w:t>2026-03-25</w:t>
       <w:br/>
       <w:br/>
     </w:r>

--- a/klagomål/A 14946-2026 FSC-klagomål.docx
+++ b/klagomål/A 14946-2026 FSC-klagomål.docx
@@ -942,7 +942,7 @@
     <w:r>
       <w:tab/>
       <w:tab/>
-      <w:t>2026-03-25</w:t>
+      <w:t>2026-03-26</w:t>
       <w:br/>
       <w:br/>
     </w:r>

--- a/klagomål/A 14946-2026 FSC-klagomål.docx
+++ b/klagomål/A 14946-2026 FSC-klagomål.docx
@@ -942,7 +942,7 @@
     <w:r>
       <w:tab/>
       <w:tab/>
-      <w:t>2026-03-26</w:t>
+      <w:t>2026-03-27</w:t>
       <w:br/>
       <w:br/>
     </w:r>

--- a/klagomål/A 14946-2026 FSC-klagomål.docx
+++ b/klagomål/A 14946-2026 FSC-klagomål.docx
@@ -942,7 +942,7 @@
     <w:r>
       <w:tab/>
       <w:tab/>
-      <w:t>2026-03-27</w:t>
+      <w:t>2026-03-28</w:t>
       <w:br/>
       <w:br/>
     </w:r>

--- a/klagomål/A 14946-2026 FSC-klagomål.docx
+++ b/klagomål/A 14946-2026 FSC-klagomål.docx
@@ -942,7 +942,7 @@
     <w:r>
       <w:tab/>
       <w:tab/>
-      <w:t>2026-03-28</w:t>
+      <w:t>2026-03-29</w:t>
       <w:br/>
       <w:br/>
     </w:r>

--- a/klagomål/A 14946-2026 FSC-klagomål.docx
+++ b/klagomål/A 14946-2026 FSC-klagomål.docx
@@ -942,7 +942,7 @@
     <w:r>
       <w:tab/>
       <w:tab/>
-      <w:t>2026-03-29</w:t>
+      <w:t>2026-03-30</w:t>
       <w:br/>
       <w:br/>
     </w:r>

--- a/klagomål/A 14946-2026 FSC-klagomål.docx
+++ b/klagomål/A 14946-2026 FSC-klagomål.docx
@@ -942,7 +942,7 @@
     <w:r>
       <w:tab/>
       <w:tab/>
-      <w:t>2026-03-30</w:t>
+      <w:t>2026-03-31</w:t>
       <w:br/>
       <w:br/>
     </w:r>

--- a/klagomål/A 14946-2026 FSC-klagomål.docx
+++ b/klagomål/A 14946-2026 FSC-klagomål.docx
@@ -942,7 +942,7 @@
     <w:r>
       <w:tab/>
       <w:tab/>
-      <w:t>2026-03-31</w:t>
+      <w:t>2026-04-01</w:t>
       <w:br/>
       <w:br/>
     </w:r>

--- a/klagomål/A 14946-2026 FSC-klagomål.docx
+++ b/klagomål/A 14946-2026 FSC-klagomål.docx
@@ -942,7 +942,7 @@
     <w:r>
       <w:tab/>
       <w:tab/>
-      <w:t>2026-04-01</w:t>
+      <w:t>2026-04-02</w:t>
       <w:br/>
       <w:br/>
     </w:r>

--- a/klagomål/A 14946-2026 FSC-klagomål.docx
+++ b/klagomål/A 14946-2026 FSC-klagomål.docx
@@ -942,7 +942,7 @@
     <w:r>
       <w:tab/>
       <w:tab/>
-      <w:t>2026-04-02</w:t>
+      <w:t>2026-04-03</w:t>
       <w:br/>
       <w:br/>
     </w:r>

--- a/klagomål/A 14946-2026 FSC-klagomål.docx
+++ b/klagomål/A 14946-2026 FSC-klagomål.docx
@@ -942,7 +942,7 @@
     <w:r>
       <w:tab/>
       <w:tab/>
-      <w:t>2026-04-03</w:t>
+      <w:t>2026-04-04</w:t>
       <w:br/>
       <w:br/>
     </w:r>

--- a/klagomål/A 14946-2026 FSC-klagomål.docx
+++ b/klagomål/A 14946-2026 FSC-klagomål.docx
@@ -942,7 +942,7 @@
     <w:r>
       <w:tab/>
       <w:tab/>
-      <w:t>2026-04-04</w:t>
+      <w:t>2026-04-05</w:t>
       <w:br/>
       <w:br/>
     </w:r>

--- a/klagomål/A 14946-2026 FSC-klagomål.docx
+++ b/klagomål/A 14946-2026 FSC-klagomål.docx
@@ -942,7 +942,7 @@
     <w:r>
       <w:tab/>
       <w:tab/>
-      <w:t>2026-04-05</w:t>
+      <w:t>2026-04-06</w:t>
       <w:br/>
       <w:br/>
     </w:r>

--- a/klagomål/A 14946-2026 FSC-klagomål.docx
+++ b/klagomål/A 14946-2026 FSC-klagomål.docx
@@ -305,25 +305,34 @@
         <w:t>Lunglav (NT)</w:t>
       </w:r>
       <w:r>
-        <w:t xml:space="preserve"> är en av vårt lands främsta signalarter som överallt indikerar gamla lövträd, skogsbestånd med höga naturvärden och ekosystem med långskoglig kontinuitet. Lokalt kan förekomsten vara mycket riklig men den hittas nästan enbart i gamla och ej slutavverkade skogar. Artens samtliga förekomster bör uppmärksammas från naturvårdssynpunkt, då många lokaler även hyser andra ovanliga och rödlistade arter. Rikliga förekomster bör skyddas med biotopskydd, frivilliga avsättningar eller reservat. Det finns ett antal sällsynta lavparasiter som växer på lunglav: lunglavsknapp (VU), skrovelmössing (DD), lunglavshårprick (DD), </w:t>
+        <w:t xml:space="preserve"> är en av vårt lands främsta signalarter som överallt indikerar gamla lövträd, skogsbestånd med höga naturvärden och ekosystem med långskoglig kontinuitet. Lokalt kan förekomsten vara mycket riklig men den hittas nästan enbart i gamla och ej slutavverkade skogar. Artens samtliga förekomster bör uppmärksammas från naturvårdssynpunkt, då många lokaler även hyser andra ovanliga och rödlistade arter. Rikliga förekomster bör skyddas med biotopskydd, frivilliga avsättningar eller reservat. På lunglav kan de sällsynta lavparasiterna lunglavshårprick (CR), </w:t>
       </w:r>
       <w:r>
         <w:rPr>
           <w:i/>
         </w:rPr>
-        <w:t>Calycina alstrupii</w:t>
+        <w:t>Abrothallus diederichii</w:t>
       </w:r>
       <w:r>
-        <w:t xml:space="preserve"> (NA) och </w:t>
+        <w:t xml:space="preserve"> (VU), </w:t>
       </w:r>
       <w:r>
         <w:rPr>
           <w:i/>
         </w:rPr>
-        <w:t>Chalara lobariae</w:t>
+        <w:t>Abrothallus lobariae</w:t>
       </w:r>
       <w:r>
-        <w:t xml:space="preserve"> (NA). Lunglav är typisk art för </w:t>
+        <w:t xml:space="preserve"> (VU), </w:t>
+      </w:r>
+      <w:r>
+        <w:rPr>
+          <w:i/>
+        </w:rPr>
+        <w:t>Calycina lobariae</w:t>
+      </w:r>
+      <w:r>
+        <w:t xml:space="preserve"> (VU), lunglavsknapp (VU) och skrovelmössing (VU) påträffas. Lunglav är typisk art för </w:t>
       </w:r>
       <w:r>
         <w:rPr>
@@ -341,7 +350,7 @@
         <w:t xml:space="preserve"> 6530 Lövängar</w:t>
       </w:r>
       <w:r>
-        <w:t xml:space="preserve"> (SLU Artdatabanken, 2025; SLU Artdatabanken, 2024; Nitare &amp; Skogsstyrelsen, 2019).</w:t>
+        <w:t xml:space="preserve"> (SLU Artdatabanken, 2026; Nitare &amp; Skogsstyrelsen, 2019).</w:t>
       </w:r>
     </w:p>
     <w:p>
@@ -363,16 +372,16 @@
         <w:t>Skrovellav (NT)</w:t>
       </w:r>
       <w:r>
-        <w:t xml:space="preserve"> växer på gamla lövträd och på klippor i gamla skogar med hög och jämn luftfuktighet. Slutavverkning av kontinuitetsskog utgör det största hotet och lavens fortsatta förekomst bör säkerställas genom att lokaler med äldre skog skyddas. I områden med mycket hög luftfuktighet kan man på bålen av skrovellav finna en sällsynt parasitsvamp med rödbruna apothecier, skrovellavsknapp </w:t>
+        <w:t xml:space="preserve"> växer på gamla lövträd och på klippor i gamla skogar med hög och jämn luftfuktighet. Slutavverkning av kontinuitetsskog utgör det största hotet och lavens fortsatta förekomst bör säkerställas genom att lokaler med äldre skog skyddas. I områden med mycket hög luftfuktighet kan man på bålen av skrovellav finna de sällsynta parasitsvamparna skrovellavsknapp (EN) och </w:t>
       </w:r>
       <w:r>
         <w:rPr>
           <w:i/>
         </w:rPr>
-        <w:t>Plectocarpon scrobiculatae</w:t>
+        <w:t>Catillaria lobariicola</w:t>
       </w:r>
       <w:r>
-        <w:t xml:space="preserve"> (EN). Skrovellav är typisk art för </w:t>
+        <w:t xml:space="preserve"> (VU). Skrovellav är typisk art för </w:t>
       </w:r>
       <w:r>
         <w:rPr>
@@ -390,7 +399,7 @@
         <w:t>6530 Lövängar</w:t>
       </w:r>
       <w:r>
-        <w:t xml:space="preserve"> (SLU Artdatabanken, 2024; Nitare &amp; Skogsstyrelsen, 2019).</w:t>
+        <w:t xml:space="preserve"> (SLU Artdatabanken, 2026; Nitare &amp; Skogsstyrelsen, 2019).</w:t>
       </w:r>
     </w:p>
     <w:p>
@@ -693,7 +702,39 @@
     </w:p>
     <w:p>
       <w:r>
-        <w:t xml:space="preserve">Lunglav (NT) är en av vårt lands främsta signalarter som överallt indikerar gamla lövträd, skogsbestånd med höga naturvärden och ekosystem med lång skoglig kontinuitet. Lokalt kan förekomsten vara mycket riklig men den hittas nästan enbart i gamla och ej slutavverkade skogar. Artens samtliga förekomster bör uppmärksammas från naturvårdssynpunkt, då många lokaler även hyser andra ovanliga och rödlistade arter. Rikliga förekomster bör skyddas med biotopskydd, frivilliga avsättningar eller reservat. Lunglav är typisk art för </w:t>
+        <w:t xml:space="preserve">Lunglav (NT) är en av vårt lands främsta signalarter som överallt indikerar gamla lövträd, skogsbestånd med höga naturvärden och ekosystem med lång skoglig kontinuitet. Lokalt kan förekomsten vara mycket riklig men den hittas nästan enbart i gamla och ej slutavverkade skogar. Artens samtliga förekomster bör uppmärksammas från naturvårdssynpunkt, då många lokaler även hyser andra ovanliga och rödlistade arter, däribland de sällsynta lavparasiterna lunglavshårprick (CR), </w:t>
+      </w:r>
+      <w:r>
+        <w:rPr>
+          <w:i/>
+        </w:rPr>
+        <w:t>Abrothallus diederichii</w:t>
+      </w:r>
+      <w:r>
+        <w:t xml:space="preserve"> (VU), </w:t>
+      </w:r>
+      <w:r>
+        <w:rPr>
+          <w:i/>
+        </w:rPr>
+        <w:t>Abrothallus lobariae</w:t>
+      </w:r>
+      <w:r>
+        <w:t xml:space="preserve"> (VU), </w:t>
+      </w:r>
+      <w:r>
+        <w:rPr>
+          <w:i/>
+        </w:rPr>
+        <w:t>Calycina lobariae</w:t>
+      </w:r>
+      <w:r>
+        <w:t xml:space="preserve"> (VU), lunglavsknapp (VU) och skrovelmössing (VU), som växer på lunglav. Rikliga förekomster med lunglav bör skyddas med biotopskydd, frivilliga avsättningar eller reservat (SLU Artdatabanken, 2026; Nitare &amp; Skogsstyrelsen, 2019).</w:t>
+      </w:r>
+    </w:p>
+    <w:p>
+      <w:r>
+        <w:t xml:space="preserve">Lunglav är typisk art för </w:t>
       </w:r>
       <w:r>
         <w:rPr>
@@ -711,57 +752,7 @@
         <w:t xml:space="preserve"> 6530 Lövängar</w:t>
       </w:r>
       <w:r>
-        <w:t xml:space="preserve"> (SLU Artdatabanken, 2024; Nitare &amp; Skogsstyrelsen, 2019).</w:t>
-      </w:r>
-    </w:p>
-    <w:p>
-      <w:r>
-        <w:t xml:space="preserve">På lunglav kan man sällsynt finna små svarta skivlika bildningar som liknar apothecier men som är en parasitisk svamp, Lunglavsknapp </w:t>
-      </w:r>
-      <w:r>
-        <w:rPr>
-          <w:i/>
-        </w:rPr>
-        <w:t>Plectocarpon lichenum</w:t>
-      </w:r>
-      <w:r>
-        <w:t xml:space="preserve"> (VU). Det finns ytterligare ett antal parasiter vilka bara förekommer på lunglav: Skrovelmössing </w:t>
-      </w:r>
-      <w:r>
-        <w:rPr>
-          <w:i/>
-        </w:rPr>
-        <w:t>Dactylospora lobariella</w:t>
-      </w:r>
-      <w:r>
-        <w:t xml:space="preserve"> (rödlistad som Kunskapsbrist DD) och Lunglavshårprick </w:t>
-      </w:r>
-      <w:r>
-        <w:rPr>
-          <w:i/>
-        </w:rPr>
-        <w:t>Niesslia lobariae</w:t>
-      </w:r>
-      <w:r>
-        <w:t xml:space="preserve"> (rödlistad som Kunskapsbrist DD). Skrovelmössing (DD) har små svarta apothecier och bruna, 1-septerade sporer och Lunglavshårprick (DD) har brunhåriga perithecier och färglösa, 1-septerade sporer. Nyligen har ytterligare två lavparasiter påträffats i Sverige som växer på lunglav: </w:t>
-      </w:r>
-      <w:r>
-        <w:rPr>
-          <w:i/>
-        </w:rPr>
-        <w:t>Calycina alstrupii</w:t>
-      </w:r>
-      <w:r>
-        <w:t xml:space="preserve"> (NA) och </w:t>
-      </w:r>
-      <w:r>
-        <w:rPr>
-          <w:i/>
-        </w:rPr>
-        <w:t>Chalara lobariae</w:t>
-      </w:r>
-      <w:r>
-        <w:t xml:space="preserve"> (NA) (SLU Artdatabanken, 2025; SLU Artdatabanken, 2024; Nitare &amp; Skogsstyrelsen, 2019).</w:t>
+        <w:t xml:space="preserve"> (SLU Artdatabanken, 2026).</w:t>
       </w:r>
     </w:p>
     <w:p>
@@ -788,7 +779,7 @@
     </w:p>
     <w:p>
       <w:r>
-        <w:t xml:space="preserve">SLU Artdatabanken, 2024. </w:t>
+        <w:t xml:space="preserve">SLU Artdatabanken, 2026. </w:t>
       </w:r>
       <w:r>
         <w:rPr>
@@ -798,20 +789,6 @@
       </w:r>
       <w:r>
         <w:t>SLU Artdatabanken, Uppsala.</w:t>
-      </w:r>
-    </w:p>
-    <w:p>
-      <w:r>
-        <w:t xml:space="preserve">SLU Artdatabanken, 2025. </w:t>
-      </w:r>
-      <w:r>
-        <w:rPr>
-          <w:i/>
-        </w:rPr>
-        <w:t xml:space="preserve">Över 20 nya lavparasiter för Sverige. </w:t>
-      </w:r>
-      <w:r>
-        <w:t>https://www.slu.se/artdatabanken/arter-och-natur/artiklar/over-20-nya-lavparasiter-for-sverige/</w:t>
       </w:r>
     </w:p>
     <w:sectPr>
@@ -942,7 +919,7 @@
     <w:r>
       <w:tab/>
       <w:tab/>
-      <w:t>2026-04-06</w:t>
+      <w:t>2026-04-07</w:t>
       <w:br/>
       <w:br/>
     </w:r>

--- a/klagomål/A 14946-2026 FSC-klagomål.docx
+++ b/klagomål/A 14946-2026 FSC-klagomål.docx
@@ -919,7 +919,7 @@
     <w:r>
       <w:tab/>
       <w:tab/>
-      <w:t>2026-04-07</w:t>
+      <w:t>2026-04-08</w:t>
       <w:br/>
       <w:br/>
     </w:r>

--- a/klagomål/A 14946-2026 FSC-klagomål.docx
+++ b/klagomål/A 14946-2026 FSC-klagomål.docx
@@ -919,7 +919,7 @@
     <w:r>
       <w:tab/>
       <w:tab/>
-      <w:t>2026-04-08</w:t>
+      <w:t>2026-04-09</w:t>
       <w:br/>
       <w:br/>
     </w:r>

--- a/klagomål/A 14946-2026 FSC-klagomål.docx
+++ b/klagomål/A 14946-2026 FSC-klagomål.docx
@@ -919,7 +919,7 @@
     <w:r>
       <w:tab/>
       <w:tab/>
-      <w:t>2026-04-09</w:t>
+      <w:t>2026-04-10</w:t>
       <w:br/>
       <w:br/>
     </w:r>

--- a/klagomål/A 14946-2026 FSC-klagomål.docx
+++ b/klagomål/A 14946-2026 FSC-klagomål.docx
@@ -919,7 +919,7 @@
     <w:r>
       <w:tab/>
       <w:tab/>
-      <w:t>2026-04-10</w:t>
+      <w:t>2026-04-11</w:t>
       <w:br/>
       <w:br/>
     </w:r>

--- a/klagomål/A 14946-2026 FSC-klagomål.docx
+++ b/klagomål/A 14946-2026 FSC-klagomål.docx
@@ -919,7 +919,7 @@
     <w:r>
       <w:tab/>
       <w:tab/>
-      <w:t>2026-04-11</w:t>
+      <w:t>2026-04-12</w:t>
       <w:br/>
       <w:br/>
     </w:r>

--- a/klagomål/A 14946-2026 FSC-klagomål.docx
+++ b/klagomål/A 14946-2026 FSC-klagomål.docx
@@ -928,7 +928,7 @@
     <w:r>
       <w:tab/>
       <w:tab/>
-      <w:t>2026-06-15</w:t>
+      <w:t>2026-06-16</w:t>
       <w:br/>
       <w:br/>
     </w:r>

--- a/klagomål/A 14946-2026 FSC-klagomål.docx
+++ b/klagomål/A 14946-2026 FSC-klagomål.docx
@@ -928,7 +928,7 @@
     <w:r>
       <w:tab/>
       <w:tab/>
-      <w:t>2026-06-16</w:t>
+      <w:t>2026-06-17</w:t>
       <w:br/>
       <w:br/>
     </w:r>

--- a/klagomål/A 14946-2026 FSC-klagomål.docx
+++ b/klagomål/A 14946-2026 FSC-klagomål.docx
@@ -1,6 +1,6 @@
 
 <file path=word/document.xml><?xml version="1.0" encoding="utf-8"?>
-<w:document xmlns:wpc="http://schemas.microsoft.com/office/word/2010/wordprocessingCanvas" xmlns:cx="http://schemas.microsoft.com/office/drawing/2014/chartex" xmlns:cx1="http://schemas.microsoft.com/office/drawing/2015/9/8/chartex" xmlns:cx2="http://schemas.microsoft.com/office/drawing/2015/10/21/chartex" xmlns:cx3="http://schemas.microsoft.com/office/drawing/2016/5/9/chartex" xmlns:cx4="http://schemas.microsoft.com/office/drawing/2016/5/10/chartex" xmlns:cx5="http://schemas.microsoft.com/office/drawing/2016/5/11/chartex" xmlns:cx6="http://schemas.microsoft.com/office/drawing/2016/5/12/chartex" xmlns:cx7="http://schemas.microsoft.com/office/drawing/2016/5/13/chartex" xmlns:cx8="http://schemas.microsoft.com/office/drawing/2016/5/14/chartex" xmlns:mc="http://schemas.openxmlformats.org/markup-compatibility/2006" xmlns:aink="http://schemas.microsoft.com/office/drawing/2016/ink" xmlns:am3d="http://schemas.microsoft.com/office/drawing/2017/model3d" xmlns:o="urn:schemas-microsoft-com:office:office" xmlns:oel="http://schemas.microsoft.com/office/2019/extlst" xmlns:r="http://schemas.openxmlformats.org/officeDocument/2006/relationships" xmlns:m="http://schemas.openxmlformats.org/officeDocument/2006/math" xmlns:v="urn:schemas-microsoft-com:vml" xmlns:wp14="http://schemas.microsoft.com/office/word/2010/wordprocessingDrawing" xmlns:wp="http://schemas.openxmlformats.org/drawingml/2006/wordprocessingDrawing" xmlns:w10="urn:schemas-microsoft-com:office:word" xmlns:w="http://schemas.openxmlformats.org/wordprocessingml/2006/main" xmlns:w14="http://schemas.microsoft.com/office/word/2010/wordml" xmlns:w15="http://schemas.microsoft.com/office/word/2012/wordml" xmlns:w16cex="http://schemas.microsoft.com/office/word/2018/wordml/cex" xmlns:w16cid="http://schemas.microsoft.com/office/word/2016/wordml/cid" xmlns:w16="http://schemas.microsoft.com/office/word/2018/wordml" xmlns:w16sdtdh="http://schemas.microsoft.com/office/word/2020/wordml/sdtdatahash" xmlns:w16se="http://schemas.microsoft.com/office/word/2015/wordml/symex" xmlns:wpg="http://schemas.microsoft.com/office/word/2010/wordprocessingGroup" xmlns:wpi="http://schemas.microsoft.com/office/word/2010/wordprocessingInk" xmlns:wne="http://schemas.microsoft.com/office/word/2006/wordml" xmlns:wps="http://schemas.microsoft.com/office/word/2010/wordprocessingShape" mc:Ignorable="w14 w15 w16se w16cid w16 w16cex w16sdtdh wp14">
+<w:document xmlns:wpc="http://schemas.microsoft.com/office/word/2010/wordprocessingCanvas" xmlns:cx="http://schemas.microsoft.com/office/drawing/2014/chartex" xmlns:cx1="http://schemas.microsoft.com/office/drawing/2015/9/8/chartex" xmlns:cx2="http://schemas.microsoft.com/office/drawing/2015/10/21/chartex" xmlns:cx3="http://schemas.microsoft.com/office/drawing/2016/5/9/chartex" xmlns:cx4="http://schemas.microsoft.com/office/drawing/2016/5/10/chartex" xmlns:cx5="http://schemas.microsoft.com/office/drawing/2016/5/11/chartex" xmlns:cx6="http://schemas.microsoft.com/office/drawing/2016/5/12/chartex" xmlns:cx7="http://schemas.microsoft.com/office/drawing/2016/5/13/chartex" xmlns:cx8="http://schemas.microsoft.com/office/drawing/2016/5/14/chartex" xmlns:mc="http://schemas.openxmlformats.org/markup-compatibility/2006" xmlns:aink="http://schemas.microsoft.com/office/drawing/2016/ink" xmlns:am3d="http://schemas.microsoft.com/office/drawing/2017/model3d" xmlns:o="urn:schemas-microsoft-com:office:office" xmlns:oel="http://schemas.microsoft.com/office/2019/extlst" xmlns:r="http://schemas.openxmlformats.org/officeDocument/2006/relationships" xmlns:m="http://schemas.openxmlformats.org/officeDocument/2006/math" xmlns:v="urn:schemas-microsoft-com:vml" xmlns:wp14="http://schemas.microsoft.com/office/word/2010/wordprocessingDrawing" xmlns:wp="http://schemas.openxmlformats.org/drawingml/2006/wordprocessingDrawing" xmlns:w10="urn:schemas-microsoft-com:office:word" xmlns:w="http://schemas.openxmlformats.org/wordprocessingml/2006/main" xmlns:w14="http://schemas.microsoft.com/office/word/2010/wordml" xmlns:w15="http://schemas.microsoft.com/office/word/2012/wordml" xmlns:w16cex="http://schemas.microsoft.com/office/word/2018/wordml/cex" xmlns:w16cid="http://schemas.microsoft.com/office/word/2016/wordml/cid" xmlns:w16="http://schemas.microsoft.com/office/word/2018/wordml" xmlns:w16du="http://schemas.microsoft.com/office/word/2023/wordml/word16du" xmlns:w16sdtdh="http://schemas.microsoft.com/office/word/2020/wordml/sdtdatahash" xmlns:w16sdtfl="http://schemas.microsoft.com/office/word/2024/wordml/sdtformatlock" xmlns:w16se="http://schemas.microsoft.com/office/word/2015/wordml/symex" xmlns:wpg="http://schemas.microsoft.com/office/word/2010/wordprocessingGroup" xmlns:wpi="http://schemas.microsoft.com/office/word/2010/wordprocessingInk" xmlns:wne="http://schemas.microsoft.com/office/word/2006/wordml" xmlns:wps="http://schemas.microsoft.com/office/word/2010/wordprocessingShape" mc:Ignorable="w14 w15 w16se w16cid w16 w16cex w16sdtdh w16sdtfl w16du wp14">
   <w:body>
     <w:p>
       <w:r>
@@ -168,7 +168,7 @@
     </w:p>
     <w:p>
       <w:r>
-        <w:t>Detta dokument behandlar höga naturvärden i avverkningsanmälan A 14946-2026 i Lycksele kommun. Denna avverkningsanmälan inkom 2026-03-23 12:58:29 och omfattar 7,9 ha.</w:t>
+        <w:t>Detta dokument behandlar höga naturvärden i avverkningsanmälan A 14946-2026 i Lycksele kommun som inkom 2026-03-23 och omfattar 7,9 ha.</w:t>
       </w:r>
     </w:p>
     <w:p>
@@ -191,12 +191,15 @@
     </w:p>
     <w:p>
       <w:r>
-        <w:t>I avverkningsanmälan har följande 5 naturvårdsarter hittats: brunpudrad nållav (NT), knottrig blåslav (NT), lunglav (NT), nordlig nållav (NT) och skrovellav (NT). Av dessa är 5 rödlistade. För rödlistade arter har rödlistekategorin angivits inom parentes.</w:t>
+        <w:t>I och inom 25 meter från avverkningsanmälan har följande 6 naturvårdsarter hittats: garnlav (VU, T), brunpudrad nållav (NT, T), knottrig blåslav (NT, T), lunglav (NT, T), nordlig nållav (NT) och skrovellav (NT, T). Av dessa är 6 rödlistade. För rödlistade arter har rödlistekategorin angivits inom parentes. Typiska arter inom Natura 2000 som är kopplade till skogsekosystem har markerats med (T).</w:t>
       </w:r>
     </w:p>
     <w:p>
       <w:r>
-        <w:t>De påträffade naturvårdsarterna är ett tydligt kvitto på att detta rör sig om en skog med höga naturvärden. I Figur 1 visas en karta över det avverkningsanmälda området, där samtliga fyndplatser för naturvårdsarter som finns registrerade på Artportalen har markerats.</w:t>
+        <w:t>De påträffade naturvårdsarterna är ett tydligt kvitto på att det rör sig om en skog med höga naturvärden.</w:t>
+      </w:r>
+      <w:r>
+        <w:t xml:space="preserve"> I Figur 1 visas fyndplatser för naturvårdsarter i området, som finns registrerade på Artportalen.</w:t>
       </w:r>
     </w:p>
     <w:p>
@@ -206,7 +209,7 @@
       <w:r>
         <w:drawing>
           <wp:inline xmlns:a="http://schemas.openxmlformats.org/drawingml/2006/main" xmlns:pic="http://schemas.openxmlformats.org/drawingml/2006/picture">
-            <wp:extent cx="5486400" cy="4970837"/>
+            <wp:extent cx="5486400" cy="4804521"/>
             <wp:docPr id="1" name="Picture 1"/>
             <wp:cNvGraphicFramePr>
               <a:graphicFrameLocks noChangeAspect="1"/>
@@ -227,7 +230,7 @@
                   <pic:spPr>
                     <a:xfrm>
                       <a:off x="0" y="0"/>
-                      <a:ext cx="5486400" cy="4970837"/>
+                      <a:ext cx="5486400" cy="4804521"/>
                     </a:xfrm>
                     <a:prstGeom prst="rect"/>
                   </pic:spPr>
@@ -241,9 +244,10 @@
     <w:p>
       <w:pPr>
         <w:pStyle w:val="Caption"/>
+        <w:spacing w:after="240"/>
       </w:pPr>
       <w:r>
-        <w:t>Figur 1. Fyndplatser för naturvårdsarter i det avverkningsanmälda området (röd linje). Markörer utan svart kant är placerade på fyndplatsen. Markörer med svart kant är placerade vid sidan av fyndplatsen och har ett svart streck som visar fyndplatsens exakta position. Kartans mittpunktskoordinat är N 7161694, E 633326 i SWEREF 99 TM.</w:t>
+        <w:t>Figur 1. Fyndplatser för naturvårdsarter i och inom 25 meter från avverkningsanmälan (röd linje). Markörer utan svart kant är placerade på fyndplatsen. Markörer med svart kant är placerade vid sidan av fyndplatsen och har ett svart streck som visar fyndplatsens exakta position. Kartans mittpunktskoordinat är N 7161694, E 633326 i SWEREF 99 TM.</w:t>
       </w:r>
     </w:p>
     <w:p>
@@ -264,6 +268,35 @@
       </w:r>
       <w:r>
         <w:t xml:space="preserve"> (SLU Artdatabanken, 2024; Nitare &amp; Skogsstyrelsen, 2019).</w:t>
+      </w:r>
+    </w:p>
+    <w:p>
+      <w:r>
+        <w:rPr>
+          <w:b/>
+        </w:rPr>
+        <w:t>Garnlav (VU)</w:t>
+      </w:r>
+      <w:r>
+        <w:t xml:space="preserve"> är en utpräglad barrskogsart som ibland kan drapera träden i norrländska grannaturskogar med hög luftfuktighet. Den förekommer även i talldominerade bestånd där den, förutom i trädens grenverk, påträffas hängande över ojämnheter i tallbarken. Arten har minskat starkt i södra och mellersta Sverige och den minskar även i sitt nordliga utbredningsområde. Minskningstakten uppgår till 30 (20–50) % inom 50 år och överstiger gränsvärdet för Sårbar (VU). Orsaken till tillbakagången beror främst på slutavverkningar av naturskogsartade skogar. Bestånd med riklig förekomst bör regelmässigt sparas, vilket även gynnar flera andra sällsynta och rödlistade arter. Garnlav är värdväxt för den mycket sällsynta och akut hotade fjärilen barrskogslavfly (CR) som hör hemma i boreala barrskogar med riklig förekomst av värdväxten. Tidigare kunde arten konstateras årligen på flera platser vid Dala-Floda i Dalarna innan lokalerna kalavverkades. Senaste fyndet i landet av barrskogslavfly är från år 2000 då den påträffades vid Högberget i Sollefteå kommun. Garnlav är typisk art för </w:t>
+      </w:r>
+      <w:r>
+        <w:rPr>
+          <w:i/>
+        </w:rPr>
+        <w:t xml:space="preserve">9010 Taiga </w:t>
+      </w:r>
+      <w:r>
+        <w:t>och</w:t>
+      </w:r>
+      <w:r>
+        <w:rPr>
+          <w:i/>
+        </w:rPr>
+        <w:t xml:space="preserve"> 9070 Trädklädd betesmark</w:t>
+      </w:r>
+      <w:r>
+        <w:t xml:space="preserve"> (SLU Artdatabanken, 2026).</w:t>
       </w:r>
     </w:p>
     <w:p>
@@ -501,7 +534,7 @@
         <w:rPr>
           <w:i/>
         </w:rPr>
-        <w:t>I det avverkningsanmälda skogsområdet har 5 naturvårdsarter varav 5 rödlistade arter sina livsmiljöer och växtplatser.</w:t>
+        <w:t>I det avverkningsanmälda skogsområdet har 6 naturvårdsarter varav 6 rödlistade arter sina livsmiljöer och växtplatser.</w:t>
       </w:r>
     </w:p>
     <w:p>
@@ -818,7 +851,7 @@
 </file>
 
 <file path=word/endnotes.xml><?xml version="1.0" encoding="utf-8"?>
-<w:endnotes xmlns:wpc="http://schemas.microsoft.com/office/word/2010/wordprocessingCanvas" xmlns:cx="http://schemas.microsoft.com/office/drawing/2014/chartex" xmlns:cx1="http://schemas.microsoft.com/office/drawing/2015/9/8/chartex" xmlns:cx2="http://schemas.microsoft.com/office/drawing/2015/10/21/chartex" xmlns:cx3="http://schemas.microsoft.com/office/drawing/2016/5/9/chartex" xmlns:cx4="http://schemas.microsoft.com/office/drawing/2016/5/10/chartex" xmlns:cx5="http://schemas.microsoft.com/office/drawing/2016/5/11/chartex" xmlns:cx6="http://schemas.microsoft.com/office/drawing/2016/5/12/chartex" xmlns:cx7="http://schemas.microsoft.com/office/drawing/2016/5/13/chartex" xmlns:cx8="http://schemas.microsoft.com/office/drawing/2016/5/14/chartex" xmlns:mc="http://schemas.openxmlformats.org/markup-compatibility/2006" xmlns:aink="http://schemas.microsoft.com/office/drawing/2016/ink" xmlns:am3d="http://schemas.microsoft.com/office/drawing/2017/model3d" xmlns:o="urn:schemas-microsoft-com:office:office" xmlns:oel="http://schemas.microsoft.com/office/2019/extlst" xmlns:r="http://schemas.openxmlformats.org/officeDocument/2006/relationships" xmlns:m="http://schemas.openxmlformats.org/officeDocument/2006/math" xmlns:v="urn:schemas-microsoft-com:vml" xmlns:wp14="http://schemas.microsoft.com/office/word/2010/wordprocessingDrawing" xmlns:wp="http://schemas.openxmlformats.org/drawingml/2006/wordprocessingDrawing" xmlns:w10="urn:schemas-microsoft-com:office:word" xmlns:w="http://schemas.openxmlformats.org/wordprocessingml/2006/main" xmlns:w14="http://schemas.microsoft.com/office/word/2010/wordml" xmlns:w15="http://schemas.microsoft.com/office/word/2012/wordml" xmlns:w16cex="http://schemas.microsoft.com/office/word/2018/wordml/cex" xmlns:w16cid="http://schemas.microsoft.com/office/word/2016/wordml/cid" xmlns:w16="http://schemas.microsoft.com/office/word/2018/wordml" xmlns:w16sdtdh="http://schemas.microsoft.com/office/word/2020/wordml/sdtdatahash" xmlns:w16se="http://schemas.microsoft.com/office/word/2015/wordml/symex" xmlns:wpg="http://schemas.microsoft.com/office/word/2010/wordprocessingGroup" xmlns:wpi="http://schemas.microsoft.com/office/word/2010/wordprocessingInk" xmlns:wne="http://schemas.microsoft.com/office/word/2006/wordml" xmlns:wps="http://schemas.microsoft.com/office/word/2010/wordprocessingShape" mc:Ignorable="w14 w15 w16se w16cid w16 w16cex w16sdtdh wp14">
+<w:endnotes xmlns:wpc="http://schemas.microsoft.com/office/word/2010/wordprocessingCanvas" xmlns:cx="http://schemas.microsoft.com/office/drawing/2014/chartex" xmlns:cx1="http://schemas.microsoft.com/office/drawing/2015/9/8/chartex" xmlns:cx2="http://schemas.microsoft.com/office/drawing/2015/10/21/chartex" xmlns:cx3="http://schemas.microsoft.com/office/drawing/2016/5/9/chartex" xmlns:cx4="http://schemas.microsoft.com/office/drawing/2016/5/10/chartex" xmlns:cx5="http://schemas.microsoft.com/office/drawing/2016/5/11/chartex" xmlns:cx6="http://schemas.microsoft.com/office/drawing/2016/5/12/chartex" xmlns:cx7="http://schemas.microsoft.com/office/drawing/2016/5/13/chartex" xmlns:cx8="http://schemas.microsoft.com/office/drawing/2016/5/14/chartex" xmlns:mc="http://schemas.openxmlformats.org/markup-compatibility/2006" xmlns:aink="http://schemas.microsoft.com/office/drawing/2016/ink" xmlns:am3d="http://schemas.microsoft.com/office/drawing/2017/model3d" xmlns:o="urn:schemas-microsoft-com:office:office" xmlns:oel="http://schemas.microsoft.com/office/2019/extlst" xmlns:r="http://schemas.openxmlformats.org/officeDocument/2006/relationships" xmlns:m="http://schemas.openxmlformats.org/officeDocument/2006/math" xmlns:v="urn:schemas-microsoft-com:vml" xmlns:wp14="http://schemas.microsoft.com/office/word/2010/wordprocessingDrawing" xmlns:wp="http://schemas.openxmlformats.org/drawingml/2006/wordprocessingDrawing" xmlns:w10="urn:schemas-microsoft-com:office:word" xmlns:w="http://schemas.openxmlformats.org/wordprocessingml/2006/main" xmlns:w14="http://schemas.microsoft.com/office/word/2010/wordml" xmlns:w15="http://schemas.microsoft.com/office/word/2012/wordml" xmlns:w16cex="http://schemas.microsoft.com/office/word/2018/wordml/cex" xmlns:w16cid="http://schemas.microsoft.com/office/word/2016/wordml/cid" xmlns:w16="http://schemas.microsoft.com/office/word/2018/wordml" xmlns:w16du="http://schemas.microsoft.com/office/word/2023/wordml/word16du" xmlns:w16sdtdh="http://schemas.microsoft.com/office/word/2020/wordml/sdtdatahash" xmlns:w16sdtfl="http://schemas.microsoft.com/office/word/2024/wordml/sdtformatlock" xmlns:w16se="http://schemas.microsoft.com/office/word/2015/wordml/symex" xmlns:wpg="http://schemas.microsoft.com/office/word/2010/wordprocessingGroup" xmlns:wpi="http://schemas.microsoft.com/office/word/2010/wordprocessingInk" xmlns:wne="http://schemas.microsoft.com/office/word/2006/wordml" xmlns:wps="http://schemas.microsoft.com/office/word/2010/wordprocessingShape" mc:Ignorable="w14 w15 w16se w16cid w16 w16cex w16sdtdh w16sdtfl w16du wp14">
   <w:endnote w:type="separator" w:id="-1">
     <w:p>
       <w:pPr>
@@ -843,7 +876,7 @@
 </file>
 
 <file path=word/footer1.xml><?xml version="1.0" encoding="utf-8"?>
-<w:ftr xmlns:wpc="http://schemas.microsoft.com/office/word/2010/wordprocessingCanvas" xmlns:cx="http://schemas.microsoft.com/office/drawing/2014/chartex" xmlns:cx1="http://schemas.microsoft.com/office/drawing/2015/9/8/chartex" xmlns:cx2="http://schemas.microsoft.com/office/drawing/2015/10/21/chartex" xmlns:cx3="http://schemas.microsoft.com/office/drawing/2016/5/9/chartex" xmlns:cx4="http://schemas.microsoft.com/office/drawing/2016/5/10/chartex" xmlns:cx5="http://schemas.microsoft.com/office/drawing/2016/5/11/chartex" xmlns:cx6="http://schemas.microsoft.com/office/drawing/2016/5/12/chartex" xmlns:cx7="http://schemas.microsoft.com/office/drawing/2016/5/13/chartex" xmlns:cx8="http://schemas.microsoft.com/office/drawing/2016/5/14/chartex" xmlns:mc="http://schemas.openxmlformats.org/markup-compatibility/2006" xmlns:aink="http://schemas.microsoft.com/office/drawing/2016/ink" xmlns:am3d="http://schemas.microsoft.com/office/drawing/2017/model3d" xmlns:o="urn:schemas-microsoft-com:office:office" xmlns:oel="http://schemas.microsoft.com/office/2019/extlst" xmlns:r="http://schemas.openxmlformats.org/officeDocument/2006/relationships" xmlns:m="http://schemas.openxmlformats.org/officeDocument/2006/math" xmlns:v="urn:schemas-microsoft-com:vml" xmlns:wp14="http://schemas.microsoft.com/office/word/2010/wordprocessingDrawing" xmlns:wp="http://schemas.openxmlformats.org/drawingml/2006/wordprocessingDrawing" xmlns:w10="urn:schemas-microsoft-com:office:word" xmlns:w="http://schemas.openxmlformats.org/wordprocessingml/2006/main" xmlns:w14="http://schemas.microsoft.com/office/word/2010/wordml" xmlns:w15="http://schemas.microsoft.com/office/word/2012/wordml" xmlns:w16cex="http://schemas.microsoft.com/office/word/2018/wordml/cex" xmlns:w16cid="http://schemas.microsoft.com/office/word/2016/wordml/cid" xmlns:w16="http://schemas.microsoft.com/office/word/2018/wordml" xmlns:w16sdtdh="http://schemas.microsoft.com/office/word/2020/wordml/sdtdatahash" xmlns:w16se="http://schemas.microsoft.com/office/word/2015/wordml/symex" xmlns:wpg="http://schemas.microsoft.com/office/word/2010/wordprocessingGroup" xmlns:wpi="http://schemas.microsoft.com/office/word/2010/wordprocessingInk" xmlns:wne="http://schemas.microsoft.com/office/word/2006/wordml" xmlns:wps="http://schemas.microsoft.com/office/word/2010/wordprocessingShape" mc:Ignorable="w14 w15 w16se w16cid w16 w16cex w16sdtdh wp14">
+<w:ftr xmlns:wpc="http://schemas.microsoft.com/office/word/2010/wordprocessingCanvas" xmlns:cx="http://schemas.microsoft.com/office/drawing/2014/chartex" xmlns:cx1="http://schemas.microsoft.com/office/drawing/2015/9/8/chartex" xmlns:cx2="http://schemas.microsoft.com/office/drawing/2015/10/21/chartex" xmlns:cx3="http://schemas.microsoft.com/office/drawing/2016/5/9/chartex" xmlns:cx4="http://schemas.microsoft.com/office/drawing/2016/5/10/chartex" xmlns:cx5="http://schemas.microsoft.com/office/drawing/2016/5/11/chartex" xmlns:cx6="http://schemas.microsoft.com/office/drawing/2016/5/12/chartex" xmlns:cx7="http://schemas.microsoft.com/office/drawing/2016/5/13/chartex" xmlns:cx8="http://schemas.microsoft.com/office/drawing/2016/5/14/chartex" xmlns:mc="http://schemas.openxmlformats.org/markup-compatibility/2006" xmlns:aink="http://schemas.microsoft.com/office/drawing/2016/ink" xmlns:am3d="http://schemas.microsoft.com/office/drawing/2017/model3d" xmlns:o="urn:schemas-microsoft-com:office:office" xmlns:oel="http://schemas.microsoft.com/office/2019/extlst" xmlns:r="http://schemas.openxmlformats.org/officeDocument/2006/relationships" xmlns:m="http://schemas.openxmlformats.org/officeDocument/2006/math" xmlns:v="urn:schemas-microsoft-com:vml" xmlns:wp14="http://schemas.microsoft.com/office/word/2010/wordprocessingDrawing" xmlns:wp="http://schemas.openxmlformats.org/drawingml/2006/wordprocessingDrawing" xmlns:w10="urn:schemas-microsoft-com:office:word" xmlns:w="http://schemas.openxmlformats.org/wordprocessingml/2006/main" xmlns:w14="http://schemas.microsoft.com/office/word/2010/wordml" xmlns:w15="http://schemas.microsoft.com/office/word/2012/wordml" xmlns:w16cex="http://schemas.microsoft.com/office/word/2018/wordml/cex" xmlns:w16cid="http://schemas.microsoft.com/office/word/2016/wordml/cid" xmlns:w16="http://schemas.microsoft.com/office/word/2018/wordml" xmlns:w16du="http://schemas.microsoft.com/office/word/2023/wordml/word16du" xmlns:w16sdtdh="http://schemas.microsoft.com/office/word/2020/wordml/sdtdatahash" xmlns:w16sdtfl="http://schemas.microsoft.com/office/word/2024/wordml/sdtformatlock" xmlns:w16se="http://schemas.microsoft.com/office/word/2015/wordml/symex" xmlns:wpg="http://schemas.microsoft.com/office/word/2010/wordprocessingGroup" xmlns:wpi="http://schemas.microsoft.com/office/word/2010/wordprocessingInk" xmlns:wne="http://schemas.microsoft.com/office/word/2006/wordml" xmlns:wps="http://schemas.microsoft.com/office/word/2010/wordprocessingShape" mc:Ignorable="w14 w15 w16se w16cid w16 w16cex w16sdtdh w16sdtfl w16du wp14">
   <w:p>
     <w:pPr>
       <w:pStyle w:val="Footer"/>
@@ -853,7 +886,7 @@
 </file>
 
 <file path=word/footer2.xml><?xml version="1.0" encoding="utf-8"?>
-<w:ftr xmlns:wpc="http://schemas.microsoft.com/office/word/2010/wordprocessingCanvas" xmlns:cx="http://schemas.microsoft.com/office/drawing/2014/chartex" xmlns:cx1="http://schemas.microsoft.com/office/drawing/2015/9/8/chartex" xmlns:cx2="http://schemas.microsoft.com/office/drawing/2015/10/21/chartex" xmlns:cx3="http://schemas.microsoft.com/office/drawing/2016/5/9/chartex" xmlns:cx4="http://schemas.microsoft.com/office/drawing/2016/5/10/chartex" xmlns:cx5="http://schemas.microsoft.com/office/drawing/2016/5/11/chartex" xmlns:cx6="http://schemas.microsoft.com/office/drawing/2016/5/12/chartex" xmlns:cx7="http://schemas.microsoft.com/office/drawing/2016/5/13/chartex" xmlns:cx8="http://schemas.microsoft.com/office/drawing/2016/5/14/chartex" xmlns:mc="http://schemas.openxmlformats.org/markup-compatibility/2006" xmlns:aink="http://schemas.microsoft.com/office/drawing/2016/ink" xmlns:am3d="http://schemas.microsoft.com/office/drawing/2017/model3d" xmlns:o="urn:schemas-microsoft-com:office:office" xmlns:oel="http://schemas.microsoft.com/office/2019/extlst" xmlns:r="http://schemas.openxmlformats.org/officeDocument/2006/relationships" xmlns:m="http://schemas.openxmlformats.org/officeDocument/2006/math" xmlns:v="urn:schemas-microsoft-com:vml" xmlns:wp14="http://schemas.microsoft.com/office/word/2010/wordprocessingDrawing" xmlns:wp="http://schemas.openxmlformats.org/drawingml/2006/wordprocessingDrawing" xmlns:w10="urn:schemas-microsoft-com:office:word" xmlns:w="http://schemas.openxmlformats.org/wordprocessingml/2006/main" xmlns:w14="http://schemas.microsoft.com/office/word/2010/wordml" xmlns:w15="http://schemas.microsoft.com/office/word/2012/wordml" xmlns:w16cex="http://schemas.microsoft.com/office/word/2018/wordml/cex" xmlns:w16cid="http://schemas.microsoft.com/office/word/2016/wordml/cid" xmlns:w16="http://schemas.microsoft.com/office/word/2018/wordml" xmlns:w16sdtdh="http://schemas.microsoft.com/office/word/2020/wordml/sdtdatahash" xmlns:w16se="http://schemas.microsoft.com/office/word/2015/wordml/symex" xmlns:wpg="http://schemas.microsoft.com/office/word/2010/wordprocessingGroup" xmlns:wpi="http://schemas.microsoft.com/office/word/2010/wordprocessingInk" xmlns:wne="http://schemas.microsoft.com/office/word/2006/wordml" xmlns:wps="http://schemas.microsoft.com/office/word/2010/wordprocessingShape" mc:Ignorable="w14 w15 w16se w16cid w16 w16cex w16sdtdh wp14">
+<w:ftr xmlns:wpc="http://schemas.microsoft.com/office/word/2010/wordprocessingCanvas" xmlns:cx="http://schemas.microsoft.com/office/drawing/2014/chartex" xmlns:cx1="http://schemas.microsoft.com/office/drawing/2015/9/8/chartex" xmlns:cx2="http://schemas.microsoft.com/office/drawing/2015/10/21/chartex" xmlns:cx3="http://schemas.microsoft.com/office/drawing/2016/5/9/chartex" xmlns:cx4="http://schemas.microsoft.com/office/drawing/2016/5/10/chartex" xmlns:cx5="http://schemas.microsoft.com/office/drawing/2016/5/11/chartex" xmlns:cx6="http://schemas.microsoft.com/office/drawing/2016/5/12/chartex" xmlns:cx7="http://schemas.microsoft.com/office/drawing/2016/5/13/chartex" xmlns:cx8="http://schemas.microsoft.com/office/drawing/2016/5/14/chartex" xmlns:mc="http://schemas.openxmlformats.org/markup-compatibility/2006" xmlns:aink="http://schemas.microsoft.com/office/drawing/2016/ink" xmlns:am3d="http://schemas.microsoft.com/office/drawing/2017/model3d" xmlns:o="urn:schemas-microsoft-com:office:office" xmlns:oel="http://schemas.microsoft.com/office/2019/extlst" xmlns:r="http://schemas.openxmlformats.org/officeDocument/2006/relationships" xmlns:m="http://schemas.openxmlformats.org/officeDocument/2006/math" xmlns:v="urn:schemas-microsoft-com:vml" xmlns:wp14="http://schemas.microsoft.com/office/word/2010/wordprocessingDrawing" xmlns:wp="http://schemas.openxmlformats.org/drawingml/2006/wordprocessingDrawing" xmlns:w10="urn:schemas-microsoft-com:office:word" xmlns:w="http://schemas.openxmlformats.org/wordprocessingml/2006/main" xmlns:w14="http://schemas.microsoft.com/office/word/2010/wordml" xmlns:w15="http://schemas.microsoft.com/office/word/2012/wordml" xmlns:w16cex="http://schemas.microsoft.com/office/word/2018/wordml/cex" xmlns:w16cid="http://schemas.microsoft.com/office/word/2016/wordml/cid" xmlns:w16="http://schemas.microsoft.com/office/word/2018/wordml" xmlns:w16du="http://schemas.microsoft.com/office/word/2023/wordml/word16du" xmlns:w16sdtdh="http://schemas.microsoft.com/office/word/2020/wordml/sdtdatahash" xmlns:w16sdtfl="http://schemas.microsoft.com/office/word/2024/wordml/sdtformatlock" xmlns:w16se="http://schemas.microsoft.com/office/word/2015/wordml/symex" xmlns:wpg="http://schemas.microsoft.com/office/word/2010/wordprocessingGroup" xmlns:wpi="http://schemas.microsoft.com/office/word/2010/wordprocessingInk" xmlns:wne="http://schemas.microsoft.com/office/word/2006/wordml" xmlns:wps="http://schemas.microsoft.com/office/word/2010/wordprocessingShape" mc:Ignorable="w14 w15 w16se w16cid w16 w16cex w16sdtdh w16sdtfl w16du wp14">
   <w:p>
     <w:pPr>
       <w:pStyle w:val="Footer"/>
@@ -863,7 +896,7 @@
 </file>
 
 <file path=word/footer3.xml><?xml version="1.0" encoding="utf-8"?>
-<w:ftr xmlns:wpc="http://schemas.microsoft.com/office/word/2010/wordprocessingCanvas" xmlns:cx="http://schemas.microsoft.com/office/drawing/2014/chartex" xmlns:cx1="http://schemas.microsoft.com/office/drawing/2015/9/8/chartex" xmlns:cx2="http://schemas.microsoft.com/office/drawing/2015/10/21/chartex" xmlns:cx3="http://schemas.microsoft.com/office/drawing/2016/5/9/chartex" xmlns:cx4="http://schemas.microsoft.com/office/drawing/2016/5/10/chartex" xmlns:cx5="http://schemas.microsoft.com/office/drawing/2016/5/11/chartex" xmlns:cx6="http://schemas.microsoft.com/office/drawing/2016/5/12/chartex" xmlns:cx7="http://schemas.microsoft.com/office/drawing/2016/5/13/chartex" xmlns:cx8="http://schemas.microsoft.com/office/drawing/2016/5/14/chartex" xmlns:mc="http://schemas.openxmlformats.org/markup-compatibility/2006" xmlns:aink="http://schemas.microsoft.com/office/drawing/2016/ink" xmlns:am3d="http://schemas.microsoft.com/office/drawing/2017/model3d" xmlns:o="urn:schemas-microsoft-com:office:office" xmlns:oel="http://schemas.microsoft.com/office/2019/extlst" xmlns:r="http://schemas.openxmlformats.org/officeDocument/2006/relationships" xmlns:m="http://schemas.openxmlformats.org/officeDocument/2006/math" xmlns:v="urn:schemas-microsoft-com:vml" xmlns:wp14="http://schemas.microsoft.com/office/word/2010/wordprocessingDrawing" xmlns:wp="http://schemas.openxmlformats.org/drawingml/2006/wordprocessingDrawing" xmlns:w10="urn:schemas-microsoft-com:office:word" xmlns:w="http://schemas.openxmlformats.org/wordprocessingml/2006/main" xmlns:w14="http://schemas.microsoft.com/office/word/2010/wordml" xmlns:w15="http://schemas.microsoft.com/office/word/2012/wordml" xmlns:w16cex="http://schemas.microsoft.com/office/word/2018/wordml/cex" xmlns:w16cid="http://schemas.microsoft.com/office/word/2016/wordml/cid" xmlns:w16="http://schemas.microsoft.com/office/word/2018/wordml" xmlns:w16sdtdh="http://schemas.microsoft.com/office/word/2020/wordml/sdtdatahash" xmlns:w16se="http://schemas.microsoft.com/office/word/2015/wordml/symex" xmlns:wpg="http://schemas.microsoft.com/office/word/2010/wordprocessingGroup" xmlns:wpi="http://schemas.microsoft.com/office/word/2010/wordprocessingInk" xmlns:wne="http://schemas.microsoft.com/office/word/2006/wordml" xmlns:wps="http://schemas.microsoft.com/office/word/2010/wordprocessingShape" mc:Ignorable="w14 w15 w16se w16cid w16 w16cex w16sdtdh wp14">
+<w:ftr xmlns:wpc="http://schemas.microsoft.com/office/word/2010/wordprocessingCanvas" xmlns:cx="http://schemas.microsoft.com/office/drawing/2014/chartex" xmlns:cx1="http://schemas.microsoft.com/office/drawing/2015/9/8/chartex" xmlns:cx2="http://schemas.microsoft.com/office/drawing/2015/10/21/chartex" xmlns:cx3="http://schemas.microsoft.com/office/drawing/2016/5/9/chartex" xmlns:cx4="http://schemas.microsoft.com/office/drawing/2016/5/10/chartex" xmlns:cx5="http://schemas.microsoft.com/office/drawing/2016/5/11/chartex" xmlns:cx6="http://schemas.microsoft.com/office/drawing/2016/5/12/chartex" xmlns:cx7="http://schemas.microsoft.com/office/drawing/2016/5/13/chartex" xmlns:cx8="http://schemas.microsoft.com/office/drawing/2016/5/14/chartex" xmlns:mc="http://schemas.openxmlformats.org/markup-compatibility/2006" xmlns:aink="http://schemas.microsoft.com/office/drawing/2016/ink" xmlns:am3d="http://schemas.microsoft.com/office/drawing/2017/model3d" xmlns:o="urn:schemas-microsoft-com:office:office" xmlns:oel="http://schemas.microsoft.com/office/2019/extlst" xmlns:r="http://schemas.openxmlformats.org/officeDocument/2006/relationships" xmlns:m="http://schemas.openxmlformats.org/officeDocument/2006/math" xmlns:v="urn:schemas-microsoft-com:vml" xmlns:wp14="http://schemas.microsoft.com/office/word/2010/wordprocessingDrawing" xmlns:wp="http://schemas.openxmlformats.org/drawingml/2006/wordprocessingDrawing" xmlns:w10="urn:schemas-microsoft-com:office:word" xmlns:w="http://schemas.openxmlformats.org/wordprocessingml/2006/main" xmlns:w14="http://schemas.microsoft.com/office/word/2010/wordml" xmlns:w15="http://schemas.microsoft.com/office/word/2012/wordml" xmlns:w16cex="http://schemas.microsoft.com/office/word/2018/wordml/cex" xmlns:w16cid="http://schemas.microsoft.com/office/word/2016/wordml/cid" xmlns:w16="http://schemas.microsoft.com/office/word/2018/wordml" xmlns:w16du="http://schemas.microsoft.com/office/word/2023/wordml/word16du" xmlns:w16sdtdh="http://schemas.microsoft.com/office/word/2020/wordml/sdtdatahash" xmlns:w16sdtfl="http://schemas.microsoft.com/office/word/2024/wordml/sdtformatlock" xmlns:w16se="http://schemas.microsoft.com/office/word/2015/wordml/symex" xmlns:wpg="http://schemas.microsoft.com/office/word/2010/wordprocessingGroup" xmlns:wpi="http://schemas.microsoft.com/office/word/2010/wordprocessingInk" xmlns:wne="http://schemas.microsoft.com/office/word/2006/wordml" xmlns:wps="http://schemas.microsoft.com/office/word/2010/wordprocessingShape" mc:Ignorable="w14 w15 w16se w16cid w16 w16cex w16sdtdh w16sdtfl w16du wp14">
   <w:p>
     <w:pPr>
       <w:pStyle w:val="Footer"/>
@@ -873,7 +906,7 @@
 </file>
 
 <file path=word/footnotes.xml><?xml version="1.0" encoding="utf-8"?>
-<w:footnotes xmlns:wpc="http://schemas.microsoft.com/office/word/2010/wordprocessingCanvas" xmlns:cx="http://schemas.microsoft.com/office/drawing/2014/chartex" xmlns:cx1="http://schemas.microsoft.com/office/drawing/2015/9/8/chartex" xmlns:cx2="http://schemas.microsoft.com/office/drawing/2015/10/21/chartex" xmlns:cx3="http://schemas.microsoft.com/office/drawing/2016/5/9/chartex" xmlns:cx4="http://schemas.microsoft.com/office/drawing/2016/5/10/chartex" xmlns:cx5="http://schemas.microsoft.com/office/drawing/2016/5/11/chartex" xmlns:cx6="http://schemas.microsoft.com/office/drawing/2016/5/12/chartex" xmlns:cx7="http://schemas.microsoft.com/office/drawing/2016/5/13/chartex" xmlns:cx8="http://schemas.microsoft.com/office/drawing/2016/5/14/chartex" xmlns:mc="http://schemas.openxmlformats.org/markup-compatibility/2006" xmlns:aink="http://schemas.microsoft.com/office/drawing/2016/ink" xmlns:am3d="http://schemas.microsoft.com/office/drawing/2017/model3d" xmlns:o="urn:schemas-microsoft-com:office:office" xmlns:oel="http://schemas.microsoft.com/office/2019/extlst" xmlns:r="http://schemas.openxmlformats.org/officeDocument/2006/relationships" xmlns:m="http://schemas.openxmlformats.org/officeDocument/2006/math" xmlns:v="urn:schemas-microsoft-com:vml" xmlns:wp14="http://schemas.microsoft.com/office/word/2010/wordprocessingDrawing" xmlns:wp="http://schemas.openxmlformats.org/drawingml/2006/wordprocessingDrawing" xmlns:w10="urn:schemas-microsoft-com:office:word" xmlns:w="http://schemas.openxmlformats.org/wordprocessingml/2006/main" xmlns:w14="http://schemas.microsoft.com/office/word/2010/wordml" xmlns:w15="http://schemas.microsoft.com/office/word/2012/wordml" xmlns:w16cex="http://schemas.microsoft.com/office/word/2018/wordml/cex" xmlns:w16cid="http://schemas.microsoft.com/office/word/2016/wordml/cid" xmlns:w16="http://schemas.microsoft.com/office/word/2018/wordml" xmlns:w16sdtdh="http://schemas.microsoft.com/office/word/2020/wordml/sdtdatahash" xmlns:w16se="http://schemas.microsoft.com/office/word/2015/wordml/symex" xmlns:wpg="http://schemas.microsoft.com/office/word/2010/wordprocessingGroup" xmlns:wpi="http://schemas.microsoft.com/office/word/2010/wordprocessingInk" xmlns:wne="http://schemas.microsoft.com/office/word/2006/wordml" xmlns:wps="http://schemas.microsoft.com/office/word/2010/wordprocessingShape" mc:Ignorable="w14 w15 w16se w16cid w16 w16cex w16sdtdh wp14">
+<w:footnotes xmlns:wpc="http://schemas.microsoft.com/office/word/2010/wordprocessingCanvas" xmlns:cx="http://schemas.microsoft.com/office/drawing/2014/chartex" xmlns:cx1="http://schemas.microsoft.com/office/drawing/2015/9/8/chartex" xmlns:cx2="http://schemas.microsoft.com/office/drawing/2015/10/21/chartex" xmlns:cx3="http://schemas.microsoft.com/office/drawing/2016/5/9/chartex" xmlns:cx4="http://schemas.microsoft.com/office/drawing/2016/5/10/chartex" xmlns:cx5="http://schemas.microsoft.com/office/drawing/2016/5/11/chartex" xmlns:cx6="http://schemas.microsoft.com/office/drawing/2016/5/12/chartex" xmlns:cx7="http://schemas.microsoft.com/office/drawing/2016/5/13/chartex" xmlns:cx8="http://schemas.microsoft.com/office/drawing/2016/5/14/chartex" xmlns:mc="http://schemas.openxmlformats.org/markup-compatibility/2006" xmlns:aink="http://schemas.microsoft.com/office/drawing/2016/ink" xmlns:am3d="http://schemas.microsoft.com/office/drawing/2017/model3d" xmlns:o="urn:schemas-microsoft-com:office:office" xmlns:oel="http://schemas.microsoft.com/office/2019/extlst" xmlns:r="http://schemas.openxmlformats.org/officeDocument/2006/relationships" xmlns:m="http://schemas.openxmlformats.org/officeDocument/2006/math" xmlns:v="urn:schemas-microsoft-com:vml" xmlns:wp14="http://schemas.microsoft.com/office/word/2010/wordprocessingDrawing" xmlns:wp="http://schemas.openxmlformats.org/drawingml/2006/wordprocessingDrawing" xmlns:w10="urn:schemas-microsoft-com:office:word" xmlns:w="http://schemas.openxmlformats.org/wordprocessingml/2006/main" xmlns:w14="http://schemas.microsoft.com/office/word/2010/wordml" xmlns:w15="http://schemas.microsoft.com/office/word/2012/wordml" xmlns:w16cex="http://schemas.microsoft.com/office/word/2018/wordml/cex" xmlns:w16cid="http://schemas.microsoft.com/office/word/2016/wordml/cid" xmlns:w16="http://schemas.microsoft.com/office/word/2018/wordml" xmlns:w16du="http://schemas.microsoft.com/office/word/2023/wordml/word16du" xmlns:w16sdtdh="http://schemas.microsoft.com/office/word/2020/wordml/sdtdatahash" xmlns:w16sdtfl="http://schemas.microsoft.com/office/word/2024/wordml/sdtformatlock" xmlns:w16se="http://schemas.microsoft.com/office/word/2015/wordml/symex" xmlns:wpg="http://schemas.microsoft.com/office/word/2010/wordprocessingGroup" xmlns:wpi="http://schemas.microsoft.com/office/word/2010/wordprocessingInk" xmlns:wne="http://schemas.microsoft.com/office/word/2006/wordml" xmlns:wps="http://schemas.microsoft.com/office/word/2010/wordprocessingShape" mc:Ignorable="w14 w15 w16se w16cid w16 w16cex w16sdtdh w16sdtfl w16du wp14">
   <w:footnote w:type="separator" w:id="-1">
     <w:p>
       <w:pPr>
@@ -898,7 +931,7 @@
 </file>
 
 <file path=word/header1.xml><?xml version="1.0" encoding="utf-8"?>
-<w:hdr xmlns:wpc="http://schemas.microsoft.com/office/word/2010/wordprocessingCanvas" xmlns:cx="http://schemas.microsoft.com/office/drawing/2014/chartex" xmlns:cx1="http://schemas.microsoft.com/office/drawing/2015/9/8/chartex" xmlns:cx2="http://schemas.microsoft.com/office/drawing/2015/10/21/chartex" xmlns:cx3="http://schemas.microsoft.com/office/drawing/2016/5/9/chartex" xmlns:cx4="http://schemas.microsoft.com/office/drawing/2016/5/10/chartex" xmlns:cx5="http://schemas.microsoft.com/office/drawing/2016/5/11/chartex" xmlns:cx6="http://schemas.microsoft.com/office/drawing/2016/5/12/chartex" xmlns:cx7="http://schemas.microsoft.com/office/drawing/2016/5/13/chartex" xmlns:cx8="http://schemas.microsoft.com/office/drawing/2016/5/14/chartex" xmlns:mc="http://schemas.openxmlformats.org/markup-compatibility/2006" xmlns:aink="http://schemas.microsoft.com/office/drawing/2016/ink" xmlns:am3d="http://schemas.microsoft.com/office/drawing/2017/model3d" xmlns:o="urn:schemas-microsoft-com:office:office" xmlns:oel="http://schemas.microsoft.com/office/2019/extlst" xmlns:r="http://schemas.openxmlformats.org/officeDocument/2006/relationships" xmlns:m="http://schemas.openxmlformats.org/officeDocument/2006/math" xmlns:v="urn:schemas-microsoft-com:vml" xmlns:wp14="http://schemas.microsoft.com/office/word/2010/wordprocessingDrawing" xmlns:wp="http://schemas.openxmlformats.org/drawingml/2006/wordprocessingDrawing" xmlns:w10="urn:schemas-microsoft-com:office:word" xmlns:w="http://schemas.openxmlformats.org/wordprocessingml/2006/main" xmlns:w14="http://schemas.microsoft.com/office/word/2010/wordml" xmlns:w15="http://schemas.microsoft.com/office/word/2012/wordml" xmlns:w16cex="http://schemas.microsoft.com/office/word/2018/wordml/cex" xmlns:w16cid="http://schemas.microsoft.com/office/word/2016/wordml/cid" xmlns:w16="http://schemas.microsoft.com/office/word/2018/wordml" xmlns:w16sdtdh="http://schemas.microsoft.com/office/word/2020/wordml/sdtdatahash" xmlns:w16se="http://schemas.microsoft.com/office/word/2015/wordml/symex" xmlns:wpg="http://schemas.microsoft.com/office/word/2010/wordprocessingGroup" xmlns:wpi="http://schemas.microsoft.com/office/word/2010/wordprocessingInk" xmlns:wne="http://schemas.microsoft.com/office/word/2006/wordml" xmlns:wps="http://schemas.microsoft.com/office/word/2010/wordprocessingShape" mc:Ignorable="w14 w15 w16se w16cid w16 w16cex w16sdtdh wp14">
+<w:hdr xmlns:wpc="http://schemas.microsoft.com/office/word/2010/wordprocessingCanvas" xmlns:cx="http://schemas.microsoft.com/office/drawing/2014/chartex" xmlns:cx1="http://schemas.microsoft.com/office/drawing/2015/9/8/chartex" xmlns:cx2="http://schemas.microsoft.com/office/drawing/2015/10/21/chartex" xmlns:cx3="http://schemas.microsoft.com/office/drawing/2016/5/9/chartex" xmlns:cx4="http://schemas.microsoft.com/office/drawing/2016/5/10/chartex" xmlns:cx5="http://schemas.microsoft.com/office/drawing/2016/5/11/chartex" xmlns:cx6="http://schemas.microsoft.com/office/drawing/2016/5/12/chartex" xmlns:cx7="http://schemas.microsoft.com/office/drawing/2016/5/13/chartex" xmlns:cx8="http://schemas.microsoft.com/office/drawing/2016/5/14/chartex" xmlns:mc="http://schemas.openxmlformats.org/markup-compatibility/2006" xmlns:aink="http://schemas.microsoft.com/office/drawing/2016/ink" xmlns:am3d="http://schemas.microsoft.com/office/drawing/2017/model3d" xmlns:o="urn:schemas-microsoft-com:office:office" xmlns:oel="http://schemas.microsoft.com/office/2019/extlst" xmlns:r="http://schemas.openxmlformats.org/officeDocument/2006/relationships" xmlns:m="http://schemas.openxmlformats.org/officeDocument/2006/math" xmlns:v="urn:schemas-microsoft-com:vml" xmlns:wp14="http://schemas.microsoft.com/office/word/2010/wordprocessingDrawing" xmlns:wp="http://schemas.openxmlformats.org/drawingml/2006/wordprocessingDrawing" xmlns:w10="urn:schemas-microsoft-com:office:word" xmlns:w="http://schemas.openxmlformats.org/wordprocessingml/2006/main" xmlns:w14="http://schemas.microsoft.com/office/word/2010/wordml" xmlns:w15="http://schemas.microsoft.com/office/word/2012/wordml" xmlns:w16cex="http://schemas.microsoft.com/office/word/2018/wordml/cex" xmlns:w16cid="http://schemas.microsoft.com/office/word/2016/wordml/cid" xmlns:w16="http://schemas.microsoft.com/office/word/2018/wordml" xmlns:w16du="http://schemas.microsoft.com/office/word/2023/wordml/word16du" xmlns:w16sdtdh="http://schemas.microsoft.com/office/word/2020/wordml/sdtdatahash" xmlns:w16sdtfl="http://schemas.microsoft.com/office/word/2024/wordml/sdtformatlock" xmlns:w16se="http://schemas.microsoft.com/office/word/2015/wordml/symex" xmlns:wpg="http://schemas.microsoft.com/office/word/2010/wordprocessingGroup" xmlns:wpi="http://schemas.microsoft.com/office/word/2010/wordprocessingInk" xmlns:wne="http://schemas.microsoft.com/office/word/2006/wordml" xmlns:wps="http://schemas.microsoft.com/office/word/2010/wordprocessingShape" mc:Ignorable="w14 w15 w16se w16cid w16 w16cex w16sdtdh w16sdtfl w16du wp14">
   <w:p>
     <w:pPr>
       <w:pStyle w:val="Header"/>
@@ -908,7 +941,7 @@
 </file>
 
 <file path=word/header2.xml><?xml version="1.0" encoding="utf-8"?>
-<w:hdr xmlns:wpc="http://schemas.microsoft.com/office/word/2010/wordprocessingCanvas" xmlns:cx="http://schemas.microsoft.com/office/drawing/2014/chartex" xmlns:cx1="http://schemas.microsoft.com/office/drawing/2015/9/8/chartex" xmlns:cx2="http://schemas.microsoft.com/office/drawing/2015/10/21/chartex" xmlns:cx3="http://schemas.microsoft.com/office/drawing/2016/5/9/chartex" xmlns:cx4="http://schemas.microsoft.com/office/drawing/2016/5/10/chartex" xmlns:cx5="http://schemas.microsoft.com/office/drawing/2016/5/11/chartex" xmlns:cx6="http://schemas.microsoft.com/office/drawing/2016/5/12/chartex" xmlns:cx7="http://schemas.microsoft.com/office/drawing/2016/5/13/chartex" xmlns:cx8="http://schemas.microsoft.com/office/drawing/2016/5/14/chartex" xmlns:mc="http://schemas.openxmlformats.org/markup-compatibility/2006" xmlns:aink="http://schemas.microsoft.com/office/drawing/2016/ink" xmlns:am3d="http://schemas.microsoft.com/office/drawing/2017/model3d" xmlns:o="urn:schemas-microsoft-com:office:office" xmlns:oel="http://schemas.microsoft.com/office/2019/extlst" xmlns:r="http://schemas.openxmlformats.org/officeDocument/2006/relationships" xmlns:m="http://schemas.openxmlformats.org/officeDocument/2006/math" xmlns:v="urn:schemas-microsoft-com:vml" xmlns:wp14="http://schemas.microsoft.com/office/word/2010/wordprocessingDrawing" xmlns:wp="http://schemas.openxmlformats.org/drawingml/2006/wordprocessingDrawing" xmlns:w10="urn:schemas-microsoft-com:office:word" xmlns:w="http://schemas.openxmlformats.org/wordprocessingml/2006/main" xmlns:w14="http://schemas.microsoft.com/office/word/2010/wordml" xmlns:w15="http://schemas.microsoft.com/office/word/2012/wordml" xmlns:w16cex="http://schemas.microsoft.com/office/word/2018/wordml/cex" xmlns:w16cid="http://schemas.microsoft.com/office/word/2016/wordml/cid" xmlns:w16="http://schemas.microsoft.com/office/word/2018/wordml" xmlns:w16sdtdh="http://schemas.microsoft.com/office/word/2020/wordml/sdtdatahash" xmlns:w16se="http://schemas.microsoft.com/office/word/2015/wordml/symex" xmlns:wpg="http://schemas.microsoft.com/office/word/2010/wordprocessingGroup" xmlns:wpi="http://schemas.microsoft.com/office/word/2010/wordprocessingInk" xmlns:wne="http://schemas.microsoft.com/office/word/2006/wordml" xmlns:wps="http://schemas.microsoft.com/office/word/2010/wordprocessingShape" mc:Ignorable="w14 w15 w16se w16cid w16 w16cex w16sdtdh wp14">
+<w:hdr xmlns:wpc="http://schemas.microsoft.com/office/word/2010/wordprocessingCanvas" xmlns:cx="http://schemas.microsoft.com/office/drawing/2014/chartex" xmlns:cx1="http://schemas.microsoft.com/office/drawing/2015/9/8/chartex" xmlns:cx2="http://schemas.microsoft.com/office/drawing/2015/10/21/chartex" xmlns:cx3="http://schemas.microsoft.com/office/drawing/2016/5/9/chartex" xmlns:cx4="http://schemas.microsoft.com/office/drawing/2016/5/10/chartex" xmlns:cx5="http://schemas.microsoft.com/office/drawing/2016/5/11/chartex" xmlns:cx6="http://schemas.microsoft.com/office/drawing/2016/5/12/chartex" xmlns:cx7="http://schemas.microsoft.com/office/drawing/2016/5/13/chartex" xmlns:cx8="http://schemas.microsoft.com/office/drawing/2016/5/14/chartex" xmlns:mc="http://schemas.openxmlformats.org/markup-compatibility/2006" xmlns:aink="http://schemas.microsoft.com/office/drawing/2016/ink" xmlns:am3d="http://schemas.microsoft.com/office/drawing/2017/model3d" xmlns:o="urn:schemas-microsoft-com:office:office" xmlns:oel="http://schemas.microsoft.com/office/2019/extlst" xmlns:r="http://schemas.openxmlformats.org/officeDocument/2006/relationships" xmlns:m="http://schemas.openxmlformats.org/officeDocument/2006/math" xmlns:v="urn:schemas-microsoft-com:vml" xmlns:wp14="http://schemas.microsoft.com/office/word/2010/wordprocessingDrawing" xmlns:wp="http://schemas.openxmlformats.org/drawingml/2006/wordprocessingDrawing" xmlns:w10="urn:schemas-microsoft-com:office:word" xmlns:w="http://schemas.openxmlformats.org/wordprocessingml/2006/main" xmlns:w14="http://schemas.microsoft.com/office/word/2010/wordml" xmlns:w15="http://schemas.microsoft.com/office/word/2012/wordml" xmlns:w16cex="http://schemas.microsoft.com/office/word/2018/wordml/cex" xmlns:w16cid="http://schemas.microsoft.com/office/word/2016/wordml/cid" xmlns:w16="http://schemas.microsoft.com/office/word/2018/wordml" xmlns:w16du="http://schemas.microsoft.com/office/word/2023/wordml/word16du" xmlns:w16sdtdh="http://schemas.microsoft.com/office/word/2020/wordml/sdtdatahash" xmlns:w16sdtfl="http://schemas.microsoft.com/office/word/2024/wordml/sdtformatlock" xmlns:w16se="http://schemas.microsoft.com/office/word/2015/wordml/symex" xmlns:wpg="http://schemas.microsoft.com/office/word/2010/wordprocessingGroup" xmlns:wpi="http://schemas.microsoft.com/office/word/2010/wordprocessingInk" xmlns:wne="http://schemas.microsoft.com/office/word/2006/wordml" xmlns:wps="http://schemas.microsoft.com/office/word/2010/wordprocessingShape" mc:Ignorable="w14 w15 w16se w16cid w16 w16cex w16sdtdh w16sdtfl w16du wp14">
   <w:p>
     <w:pPr>
       <w:pStyle w:val="Header"/>
@@ -919,7 +952,7 @@
 </file>
 
 <file path=word/header3.xml><?xml version="1.0" encoding="utf-8"?>
-<w:hdr xmlns:wpc="http://schemas.microsoft.com/office/word/2010/wordprocessingCanvas" xmlns:cx="http://schemas.microsoft.com/office/drawing/2014/chartex" xmlns:cx1="http://schemas.microsoft.com/office/drawing/2015/9/8/chartex" xmlns:cx2="http://schemas.microsoft.com/office/drawing/2015/10/21/chartex" xmlns:cx3="http://schemas.microsoft.com/office/drawing/2016/5/9/chartex" xmlns:cx4="http://schemas.microsoft.com/office/drawing/2016/5/10/chartex" xmlns:cx5="http://schemas.microsoft.com/office/drawing/2016/5/11/chartex" xmlns:cx6="http://schemas.microsoft.com/office/drawing/2016/5/12/chartex" xmlns:cx7="http://schemas.microsoft.com/office/drawing/2016/5/13/chartex" xmlns:cx8="http://schemas.microsoft.com/office/drawing/2016/5/14/chartex" xmlns:mc="http://schemas.openxmlformats.org/markup-compatibility/2006" xmlns:aink="http://schemas.microsoft.com/office/drawing/2016/ink" xmlns:am3d="http://schemas.microsoft.com/office/drawing/2017/model3d" xmlns:o="urn:schemas-microsoft-com:office:office" xmlns:oel="http://schemas.microsoft.com/office/2019/extlst" xmlns:r="http://schemas.openxmlformats.org/officeDocument/2006/relationships" xmlns:m="http://schemas.openxmlformats.org/officeDocument/2006/math" xmlns:v="urn:schemas-microsoft-com:vml" xmlns:wp14="http://schemas.microsoft.com/office/word/2010/wordprocessingDrawing" xmlns:wp="http://schemas.openxmlformats.org/drawingml/2006/wordprocessingDrawing" xmlns:w10="urn:schemas-microsoft-com:office:word" xmlns:w="http://schemas.openxmlformats.org/wordprocessingml/2006/main" xmlns:w14="http://schemas.microsoft.com/office/word/2010/wordml" xmlns:w15="http://schemas.microsoft.com/office/word/2012/wordml" xmlns:w16cex="http://schemas.microsoft.com/office/word/2018/wordml/cex" xmlns:w16cid="http://schemas.microsoft.com/office/word/2016/wordml/cid" xmlns:w16="http://schemas.microsoft.com/office/word/2018/wordml" xmlns:w16sdtdh="http://schemas.microsoft.com/office/word/2020/wordml/sdtdatahash" xmlns:w16se="http://schemas.microsoft.com/office/word/2015/wordml/symex" xmlns:wpg="http://schemas.microsoft.com/office/word/2010/wordprocessingGroup" xmlns:wpi="http://schemas.microsoft.com/office/word/2010/wordprocessingInk" xmlns:wne="http://schemas.microsoft.com/office/word/2006/wordml" xmlns:wps="http://schemas.microsoft.com/office/word/2010/wordprocessingShape" mc:Ignorable="w14 w15 w16se w16cid w16 w16cex w16sdtdh wp14">
+<w:hdr xmlns:wpc="http://schemas.microsoft.com/office/word/2010/wordprocessingCanvas" xmlns:cx="http://schemas.microsoft.com/office/drawing/2014/chartex" xmlns:cx1="http://schemas.microsoft.com/office/drawing/2015/9/8/chartex" xmlns:cx2="http://schemas.microsoft.com/office/drawing/2015/10/21/chartex" xmlns:cx3="http://schemas.microsoft.com/office/drawing/2016/5/9/chartex" xmlns:cx4="http://schemas.microsoft.com/office/drawing/2016/5/10/chartex" xmlns:cx5="http://schemas.microsoft.com/office/drawing/2016/5/11/chartex" xmlns:cx6="http://schemas.microsoft.com/office/drawing/2016/5/12/chartex" xmlns:cx7="http://schemas.microsoft.com/office/drawing/2016/5/13/chartex" xmlns:cx8="http://schemas.microsoft.com/office/drawing/2016/5/14/chartex" xmlns:mc="http://schemas.openxmlformats.org/markup-compatibility/2006" xmlns:aink="http://schemas.microsoft.com/office/drawing/2016/ink" xmlns:am3d="http://schemas.microsoft.com/office/drawing/2017/model3d" xmlns:o="urn:schemas-microsoft-com:office:office" xmlns:oel="http://schemas.microsoft.com/office/2019/extlst" xmlns:r="http://schemas.openxmlformats.org/officeDocument/2006/relationships" xmlns:m="http://schemas.openxmlformats.org/officeDocument/2006/math" xmlns:v="urn:schemas-microsoft-com:vml" xmlns:wp14="http://schemas.microsoft.com/office/word/2010/wordprocessingDrawing" xmlns:wp="http://schemas.openxmlformats.org/drawingml/2006/wordprocessingDrawing" xmlns:w10="urn:schemas-microsoft-com:office:word" xmlns:w="http://schemas.openxmlformats.org/wordprocessingml/2006/main" xmlns:w14="http://schemas.microsoft.com/office/word/2010/wordml" xmlns:w15="http://schemas.microsoft.com/office/word/2012/wordml" xmlns:w16cex="http://schemas.microsoft.com/office/word/2018/wordml/cex" xmlns:w16cid="http://schemas.microsoft.com/office/word/2016/wordml/cid" xmlns:w16="http://schemas.microsoft.com/office/word/2018/wordml" xmlns:w16du="http://schemas.microsoft.com/office/word/2023/wordml/word16du" xmlns:w16sdtdh="http://schemas.microsoft.com/office/word/2020/wordml/sdtdatahash" xmlns:w16sdtfl="http://schemas.microsoft.com/office/word/2024/wordml/sdtformatlock" xmlns:w16se="http://schemas.microsoft.com/office/word/2015/wordml/symex" xmlns:wpg="http://schemas.microsoft.com/office/word/2010/wordprocessingGroup" xmlns:wpi="http://schemas.microsoft.com/office/word/2010/wordprocessingInk" xmlns:wne="http://schemas.microsoft.com/office/word/2006/wordml" xmlns:wps="http://schemas.microsoft.com/office/word/2010/wordprocessingShape" mc:Ignorable="w14 w15 w16se w16cid w16 w16cex w16sdtdh w16sdtfl w16du wp14">
   <w:p>
     <w:pPr>
       <w:pStyle w:val="Header"/>
@@ -928,7 +961,7 @@
     <w:r>
       <w:tab/>
       <w:tab/>
-      <w:t>2026-06-17</w:t>
+      <w:t>2026-06-18</w:t>
       <w:br/>
       <w:br/>
     </w:r>
@@ -945,7 +978,7 @@
 </file>
 
 <file path=word/numbering.xml><?xml version="1.0" encoding="utf-8"?>
-<w:numbering xmlns:wpc="http://schemas.microsoft.com/office/word/2010/wordprocessingCanvas" xmlns:cx="http://schemas.microsoft.com/office/drawing/2014/chartex" xmlns:cx1="http://schemas.microsoft.com/office/drawing/2015/9/8/chartex" xmlns:cx2="http://schemas.microsoft.com/office/drawing/2015/10/21/chartex" xmlns:cx3="http://schemas.microsoft.com/office/drawing/2016/5/9/chartex" xmlns:cx4="http://schemas.microsoft.com/office/drawing/2016/5/10/chartex" xmlns:cx5="http://schemas.microsoft.com/office/drawing/2016/5/11/chartex" xmlns:cx6="http://schemas.microsoft.com/office/drawing/2016/5/12/chartex" xmlns:cx7="http://schemas.microsoft.com/office/drawing/2016/5/13/chartex" xmlns:cx8="http://schemas.microsoft.com/office/drawing/2016/5/14/chartex" xmlns:mc="http://schemas.openxmlformats.org/markup-compatibility/2006" xmlns:aink="http://schemas.microsoft.com/office/drawing/2016/ink" xmlns:am3d="http://schemas.microsoft.com/office/drawing/2017/model3d" xmlns:o="urn:schemas-microsoft-com:office:office" xmlns:oel="http://schemas.microsoft.com/office/2019/extlst" xmlns:r="http://schemas.openxmlformats.org/officeDocument/2006/relationships" xmlns:m="http://schemas.openxmlformats.org/officeDocument/2006/math" xmlns:v="urn:schemas-microsoft-com:vml" xmlns:wp14="http://schemas.microsoft.com/office/word/2010/wordprocessingDrawing" xmlns:wp="http://schemas.openxmlformats.org/drawingml/2006/wordprocessingDrawing" xmlns:w10="urn:schemas-microsoft-com:office:word" xmlns:w="http://schemas.openxmlformats.org/wordprocessingml/2006/main" xmlns:w14="http://schemas.microsoft.com/office/word/2010/wordml" xmlns:w15="http://schemas.microsoft.com/office/word/2012/wordml" xmlns:w16cex="http://schemas.microsoft.com/office/word/2018/wordml/cex" xmlns:w16cid="http://schemas.microsoft.com/office/word/2016/wordml/cid" xmlns:w16="http://schemas.microsoft.com/office/word/2018/wordml" xmlns:w16sdtdh="http://schemas.microsoft.com/office/word/2020/wordml/sdtdatahash" xmlns:w16se="http://schemas.microsoft.com/office/word/2015/wordml/symex" xmlns:wpg="http://schemas.microsoft.com/office/word/2010/wordprocessingGroup" xmlns:wpi="http://schemas.microsoft.com/office/word/2010/wordprocessingInk" xmlns:wne="http://schemas.microsoft.com/office/word/2006/wordml" xmlns:wps="http://schemas.microsoft.com/office/word/2010/wordprocessingShape" mc:Ignorable="w14 w15 w16se w16cid w16 w16cex w16sdtdh wp14">
+<w:numbering xmlns:wpc="http://schemas.microsoft.com/office/word/2010/wordprocessingCanvas" xmlns:cx="http://schemas.microsoft.com/office/drawing/2014/chartex" xmlns:cx1="http://schemas.microsoft.com/office/drawing/2015/9/8/chartex" xmlns:cx2="http://schemas.microsoft.com/office/drawing/2015/10/21/chartex" xmlns:cx3="http://schemas.microsoft.com/office/drawing/2016/5/9/chartex" xmlns:cx4="http://schemas.microsoft.com/office/drawing/2016/5/10/chartex" xmlns:cx5="http://schemas.microsoft.com/office/drawing/2016/5/11/chartex" xmlns:cx6="http://schemas.microsoft.com/office/drawing/2016/5/12/chartex" xmlns:cx7="http://schemas.microsoft.com/office/drawing/2016/5/13/chartex" xmlns:cx8="http://schemas.microsoft.com/office/drawing/2016/5/14/chartex" xmlns:mc="http://schemas.openxmlformats.org/markup-compatibility/2006" xmlns:aink="http://schemas.microsoft.com/office/drawing/2016/ink" xmlns:am3d="http://schemas.microsoft.com/office/drawing/2017/model3d" xmlns:o="urn:schemas-microsoft-com:office:office" xmlns:oel="http://schemas.microsoft.com/office/2019/extlst" xmlns:r="http://schemas.openxmlformats.org/officeDocument/2006/relationships" xmlns:m="http://schemas.openxmlformats.org/officeDocument/2006/math" xmlns:v="urn:schemas-microsoft-com:vml" xmlns:wp14="http://schemas.microsoft.com/office/word/2010/wordprocessingDrawing" xmlns:wp="http://schemas.openxmlformats.org/drawingml/2006/wordprocessingDrawing" xmlns:w10="urn:schemas-microsoft-com:office:word" xmlns:w="http://schemas.openxmlformats.org/wordprocessingml/2006/main" xmlns:w14="http://schemas.microsoft.com/office/word/2010/wordml" xmlns:w15="http://schemas.microsoft.com/office/word/2012/wordml" xmlns:w16cex="http://schemas.microsoft.com/office/word/2018/wordml/cex" xmlns:w16cid="http://schemas.microsoft.com/office/word/2016/wordml/cid" xmlns:w16="http://schemas.microsoft.com/office/word/2018/wordml" xmlns:w16du="http://schemas.microsoft.com/office/word/2023/wordml/word16du" xmlns:w16sdtdh="http://schemas.microsoft.com/office/word/2020/wordml/sdtdatahash" xmlns:w16sdtfl="http://schemas.microsoft.com/office/word/2024/wordml/sdtformatlock" xmlns:w16se="http://schemas.microsoft.com/office/word/2015/wordml/symex" xmlns:wpg="http://schemas.microsoft.com/office/word/2010/wordprocessingGroup" xmlns:wpi="http://schemas.microsoft.com/office/word/2010/wordprocessingInk" xmlns:wne="http://schemas.microsoft.com/office/word/2006/wordml" xmlns:wps="http://schemas.microsoft.com/office/word/2010/wordprocessingShape" mc:Ignorable="w14 w15 w16se w16cid w16 w16cex w16sdtdh w16sdtfl w16du wp14">
   <w:abstractNum w:abstractNumId="0" w15:restartNumberingAfterBreak="0">
     <w:nsid w:val="FFFFFF7C"/>
     <w:multiLevelType w:val="singleLevel"/>
@@ -1148,7 +1181,7 @@
 </file>
 
 <file path=word/styles.xml><?xml version="1.0" encoding="utf-8"?>
-<w:styles xmlns:mc="http://schemas.openxmlformats.org/markup-compatibility/2006" xmlns:r="http://schemas.openxmlformats.org/officeDocument/2006/relationships" xmlns:w="http://schemas.openxmlformats.org/wordprocessingml/2006/main" xmlns:w14="http://schemas.microsoft.com/office/word/2010/wordml" xmlns:w15="http://schemas.microsoft.com/office/word/2012/wordml" xmlns:w16cex="http://schemas.microsoft.com/office/word/2018/wordml/cex" xmlns:w16cid="http://schemas.microsoft.com/office/word/2016/wordml/cid" xmlns:w16="http://schemas.microsoft.com/office/word/2018/wordml" xmlns:w16sdtdh="http://schemas.microsoft.com/office/word/2020/wordml/sdtdatahash" xmlns:w16se="http://schemas.microsoft.com/office/word/2015/wordml/symex" mc:Ignorable="w14 w15 w16se w16cid w16 w16cex w16sdtdh">
+<w:styles xmlns:mc="http://schemas.openxmlformats.org/markup-compatibility/2006" xmlns:r="http://schemas.openxmlformats.org/officeDocument/2006/relationships" xmlns:w="http://schemas.openxmlformats.org/wordprocessingml/2006/main" xmlns:w14="http://schemas.microsoft.com/office/word/2010/wordml" xmlns:w15="http://schemas.microsoft.com/office/word/2012/wordml" xmlns:w16cex="http://schemas.microsoft.com/office/word/2018/wordml/cex" xmlns:w16cid="http://schemas.microsoft.com/office/word/2016/wordml/cid" xmlns:w16="http://schemas.microsoft.com/office/word/2018/wordml" xmlns:w16du="http://schemas.microsoft.com/office/word/2023/wordml/word16du" xmlns:w16sdtdh="http://schemas.microsoft.com/office/word/2020/wordml/sdtdatahash" xmlns:w16sdtfl="http://schemas.microsoft.com/office/word/2024/wordml/sdtformatlock" xmlns:w16se="http://schemas.microsoft.com/office/word/2015/wordml/symex" mc:Ignorable="w14 w15 w16se w16cid w16 w16cex w16sdtdh w16sdtfl w16du">
   <w:docDefaults>
     <w:rPrDefault>
       <w:rPr>
@@ -1906,7 +1939,7 @@
     <w:link w:val="TitleChar"/>
     <w:uiPriority w:val="10"/>
     <w:qFormat/>
-    <w:rsid w:val="007106C8"/>
+    <w:rsid w:val="00E854FA"/>
     <w:pPr>
       <w:spacing w:after="300" w:line="240" w:lineRule="auto"/>
       <w:contextualSpacing/>
@@ -1916,7 +1949,7 @@
       <w:rFonts w:eastAsiaTheme="majorEastAsia" w:cstheme="majorBidi"/>
       <w:spacing w:val="5"/>
       <w:kern w:val="28"/>
-      <w:sz w:val="52"/>
+      <w:sz w:val="40"/>
       <w:szCs w:val="52"/>
       <w:lang w:val="sv-SE" w:eastAsia="en-US" w:bidi="ar-SA"/>
     </w:rPr>
@@ -1926,12 +1959,12 @@
     <w:basedOn w:val="DefaultParagraphFont"/>
     <w:link w:val="Title"/>
     <w:uiPriority w:val="10"/>
-    <w:rsid w:val="007106C8"/>
+    <w:rsid w:val="00E854FA"/>
     <w:rPr>
       <w:rFonts w:ascii="Times New Roman" w:eastAsiaTheme="majorEastAsia" w:hAnsi="Times New Roman" w:cstheme="majorBidi"/>
       <w:spacing w:val="5"/>
       <w:kern w:val="28"/>
-      <w:sz w:val="52"/>
+      <w:sz w:val="40"/>
       <w:szCs w:val="52"/>
       <w:lang w:val="sv-SE" w:eastAsia="en-US" w:bidi="ar-SA"/>
     </w:rPr>

--- a/klagomål/A 14946-2026 FSC-klagomål.docx
+++ b/klagomål/A 14946-2026 FSC-klagomål.docx
@@ -961,7 +961,7 @@
     <w:r>
       <w:tab/>
       <w:tab/>
-      <w:t>2026-06-18</w:t>
+      <w:t>2026-06-19</w:t>
       <w:br/>
       <w:br/>
     </w:r>

--- a/klagomål/A 14946-2026 FSC-klagomål.docx
+++ b/klagomål/A 14946-2026 FSC-klagomål.docx
@@ -961,7 +961,7 @@
     <w:r>
       <w:tab/>
       <w:tab/>
-      <w:t>2026-06-19</w:t>
+      <w:t>2026-06-20</w:t>
       <w:br/>
       <w:br/>
     </w:r>

--- a/klagomål/A 14946-2026 FSC-klagomål.docx
+++ b/klagomål/A 14946-2026 FSC-klagomål.docx
@@ -168,38 +168,7 @@
     </w:p>
     <w:p>
       <w:r>
-        <w:t>Detta dokument behandlar höga naturvärden i avverkningsanmälan A 14946-2026 i Lycksele kommun som inkom 2026-03-23 och omfattar 7,9 ha.</w:t>
-      </w:r>
-    </w:p>
-    <w:p>
-      <w:r>
-        <w:t>Nedan presenteras fynd av naturvårdsarter som gjorts i det avverkningsanmälda området, samt relevanta utdrag ur standarderna för FSC, Chain of Custody, Controlled Wood och PEFC. I BILAGA 1 finns artfakta om rödlistade arter.</w:t>
-      </w:r>
-    </w:p>
-    <w:p>
-      <w:r>
-        <w:t>Vi förväntar oss att ni återkommer med ett skriftligt svar på vårt klagomål och även beskriver vilka korrigerande åtgärder ni satt in för att rätta till identifierade brister i er efterlevnad av den svenska FSC standarden.</w:t>
-      </w:r>
-    </w:p>
-    <w:p>
-      <w:pPr>
-        <w:pStyle w:val="Heading1"/>
-      </w:pPr>
-      <w:r>
-        <w:t>Naturvårdsarter</w:t>
-      </w:r>
-    </w:p>
-    <w:p>
-      <w:r>
-        <w:t>I och inom 25 meter från avverkningsanmälan har följande 6 naturvårdsarter hittats: garnlav (VU, T), brunpudrad nållav (NT, T), knottrig blåslav (NT, T), lunglav (NT, T), nordlig nållav (NT) och skrovellav (NT, T). Av dessa är 6 rödlistade. För rödlistade arter har rödlistekategorin angivits inom parentes. Typiska arter inom Natura 2000 som är kopplade till skogsekosystem har markerats med (T).</w:t>
-      </w:r>
-    </w:p>
-    <w:p>
-      <w:r>
-        <w:t>De påträffade naturvårdsarterna är ett tydligt kvitto på att det rör sig om en skog med höga naturvärden.</w:t>
-      </w:r>
-      <w:r>
-        <w:t xml:space="preserve"> I Figur 1 visas fyndplatser för naturvårdsarter i området, som finns registrerade på Artportalen.</w:t>
+        <w:t>Detta klagomål behandlar höga naturvärden i avverkningsanmälan A 14946-2026 i Lycksele kommun som inkom 2026-03-23 och omfattar 7,9 ha.</w:t>
       </w:r>
     </w:p>
     <w:p>
@@ -247,7 +216,64 @@
         <w:spacing w:after="240"/>
       </w:pPr>
       <w:r>
-        <w:t>Figur 1. Fyndplatser för naturvårdsarter i och inom 25 meter från avverkningsanmälan (röd linje). Markörer utan svart kant är placerade på fyndplatsen. Markörer med svart kant är placerade vid sidan av fyndplatsen och har ett svart streck som visar fyndplatsens exakta position. Kartans mittpunktskoordinat är N 7161694, E 633326 i SWEREF 99 TM.</w:t>
+        <w:t>Figur 1. Fyndplatser för naturvårdsarter i och inom 25 meter från avverkningsanmälan. Markörer utan svart kant är placerade på fyndplatsen. Markörer med svart kant är placerade vid sidan av fyndplatsen har ett svart streck som visar fyndplatsens exakta position. Kartans mittpunktskoordinat är N 7161694, E 633326 i SWEREF 99 TM.</w:t>
+      </w:r>
+    </w:p>
+    <w:p>
+      <w:r>
+        <w:t>I och inom 25 meter från avverkningsanmälan finns fynd av 6 naturvårdsarter, varav 6 är rödlistade och 5 är typiska (T): garnlav (VU, T), brunpudrad nållav (NT, T), knottrig blåslav (NT, T), lunglav (NT, T), nordlig nållav (NT) och skrovellav (NT, T). Se Figur 1.</w:t>
+      </w:r>
+    </w:p>
+    <w:p>
+      <w:r>
+        <w:t>Nedan presenteras relevanta utdrag ur standarderna för FSC, Chain of Custody, Controlled Wood och PEFC.</w:t>
+      </w:r>
+    </w:p>
+    <w:p>
+      <w:r>
+        <w:t>Vi förväntar oss att ni återkommer med ett skriftligt svar på vårt klagomål och även beskriver vilka korrigerande åtgärder ni satt in för att rätta till identifierade brister i er efterlevnad av den svenska FSC standarden.</w:t>
+      </w:r>
+    </w:p>
+    <w:p>
+      <w:pPr>
+        <w:pStyle w:val="Heading1"/>
+      </w:pPr>
+      <w:r>
+        <w:t>Naturvårdsarter och fridlysta arter</w:t>
+      </w:r>
+    </w:p>
+    <w:p>
+      <w:r>
+        <w:t>Nedan följer beskrivningar av de naturvårdsarter och fridlysta arter som har sina livsmiljöer och växtplatser i den avverkningsanmälda skogen. Se även ytterligare artfakta i BILAGA 1. De påträffade naturvårdsarterna är ett tydligt kvitto på att det rör sig om en skog med höga naturvärden.</w:t>
+      </w:r>
+    </w:p>
+    <w:p>
+      <w:r>
+        <w:rPr>
+          <w:b/>
+        </w:rPr>
+        <w:t>Garnlav (VU)</w:t>
+      </w:r>
+      <w:r>
+        <w:t xml:space="preserve"> är en utpräglad barrskogsart som ibland kan drapera träden i norrländska grannaturskogar med hög luftfuktighet. Den förekommer även i talldominerade bestånd där den, förutom i trädens grenverk, påträffas hängande över ojämnheter i tallbarken. Arten har minskat starkt i södra och mellersta Sverige och den minskar även i sitt nordliga utbredningsområde. Minskningstakten uppgår till 30 (20–50) % inom 50 år och överstiger gränsvärdet för Sårbar (VU). Orsaken till tillbakagången beror främst på slutavverkningar av naturskogsartade skogar. Bestånd med riklig förekomst bör regelmässigt sparas, vilket även gynnar flera andra sällsynta och rödlistade arter. Garnlav är värdväxt för den mycket sällsynta och akut hotade fjärilen barrskogslavfly (CR) som hör hemma i boreala barrskogar med riklig förekomst av värdväxten. Tidigare kunde arten konstateras årligen på flera platser vid Dala-Floda i Dalarna innan lokalerna kalavverkades. Senaste fyndet i landet av barrskogslavfly är från år 2000 då den påträffades vid Högberget i Sollefteå kommun. Garnlav är typisk art för </w:t>
+      </w:r>
+      <w:r>
+        <w:rPr>
+          <w:i/>
+        </w:rPr>
+        <w:t xml:space="preserve">9010 Taiga </w:t>
+      </w:r>
+      <w:r>
+        <w:t>och</w:t>
+      </w:r>
+      <w:r>
+        <w:rPr>
+          <w:i/>
+        </w:rPr>
+        <w:t xml:space="preserve"> 9070 Trädklädd betesmark</w:t>
+      </w:r>
+      <w:r>
+        <w:t xml:space="preserve"> (SLU Artdatabanken, 2026).</w:t>
       </w:r>
     </w:p>
     <w:p>
@@ -268,35 +294,6 @@
       </w:r>
       <w:r>
         <w:t xml:space="preserve"> (SLU Artdatabanken, 2024; Nitare &amp; Skogsstyrelsen, 2019).</w:t>
-      </w:r>
-    </w:p>
-    <w:p>
-      <w:r>
-        <w:rPr>
-          <w:b/>
-        </w:rPr>
-        <w:t>Garnlav (VU)</w:t>
-      </w:r>
-      <w:r>
-        <w:t xml:space="preserve"> är en utpräglad barrskogsart som ibland kan drapera träden i norrländska grannaturskogar med hög luftfuktighet. Den förekommer även i talldominerade bestånd där den, förutom i trädens grenverk, påträffas hängande över ojämnheter i tallbarken. Arten har minskat starkt i södra och mellersta Sverige och den minskar även i sitt nordliga utbredningsområde. Minskningstakten uppgår till 30 (20–50) % inom 50 år och överstiger gränsvärdet för Sårbar (VU). Orsaken till tillbakagången beror främst på slutavverkningar av naturskogsartade skogar. Bestånd med riklig förekomst bör regelmässigt sparas, vilket även gynnar flera andra sällsynta och rödlistade arter. Garnlav är värdväxt för den mycket sällsynta och akut hotade fjärilen barrskogslavfly (CR) som hör hemma i boreala barrskogar med riklig förekomst av värdväxten. Tidigare kunde arten konstateras årligen på flera platser vid Dala-Floda i Dalarna innan lokalerna kalavverkades. Senaste fyndet i landet av barrskogslavfly är från år 2000 då den påträffades vid Högberget i Sollefteå kommun. Garnlav är typisk art för </w:t>
-      </w:r>
-      <w:r>
-        <w:rPr>
-          <w:i/>
-        </w:rPr>
-        <w:t xml:space="preserve">9010 Taiga </w:t>
-      </w:r>
-      <w:r>
-        <w:t>och</w:t>
-      </w:r>
-      <w:r>
-        <w:rPr>
-          <w:i/>
-        </w:rPr>
-        <w:t xml:space="preserve"> 9070 Trädklädd betesmark</w:t>
-      </w:r>
-      <w:r>
-        <w:t xml:space="preserve"> (SLU Artdatabanken, 2026).</w:t>
       </w:r>
     </w:p>
     <w:p>
@@ -961,7 +958,7 @@
     <w:r>
       <w:tab/>
       <w:tab/>
-      <w:t>2026-06-20</w:t>
+      <w:t>2026-06-21</w:t>
       <w:br/>
       <w:br/>
     </w:r>

--- a/klagomål/A 14946-2026 FSC-klagomål.docx
+++ b/klagomål/A 14946-2026 FSC-klagomål.docx
@@ -958,7 +958,7 @@
     <w:r>
       <w:tab/>
       <w:tab/>
-      <w:t>2026-06-21</w:t>
+      <w:t>2026-06-22</w:t>
       <w:br/>
       <w:br/>
     </w:r>

--- a/klagomål/A 14946-2026 FSC-klagomål.docx
+++ b/klagomål/A 14946-2026 FSC-klagomål.docx
@@ -958,7 +958,7 @@
     <w:r>
       <w:tab/>
       <w:tab/>
-      <w:t>2026-06-22</w:t>
+      <w:t>2026-06-23</w:t>
       <w:br/>
       <w:br/>
     </w:r>

--- a/klagomål/A 14946-2026 FSC-klagomål.docx
+++ b/klagomål/A 14946-2026 FSC-klagomål.docx
@@ -958,7 +958,7 @@
     <w:r>
       <w:tab/>
       <w:tab/>
-      <w:t>2026-06-23</w:t>
+      <w:t>2026-06-24</w:t>
       <w:br/>
       <w:br/>
     </w:r>

--- a/klagomål/A 14946-2026 FSC-klagomål.docx
+++ b/klagomål/A 14946-2026 FSC-klagomål.docx
@@ -958,7 +958,7 @@
     <w:r>
       <w:tab/>
       <w:tab/>
-      <w:t>2026-06-24</w:t>
+      <w:t>2026-06-25</w:t>
       <w:br/>
       <w:br/>
     </w:r>

--- a/klagomål/A 14946-2026 FSC-klagomål.docx
+++ b/klagomål/A 14946-2026 FSC-klagomål.docx
@@ -958,7 +958,7 @@
     <w:r>
       <w:tab/>
       <w:tab/>
-      <w:t>2026-06-25</w:t>
+      <w:t>2026-06-26</w:t>
       <w:br/>
       <w:br/>
     </w:r>

--- a/klagomål/A 14946-2026 FSC-klagomål.docx
+++ b/klagomål/A 14946-2026 FSC-klagomål.docx
@@ -958,7 +958,7 @@
     <w:r>
       <w:tab/>
       <w:tab/>
-      <w:t>2026-06-26</w:t>
+      <w:t>2026-06-27</w:t>
       <w:br/>
       <w:br/>
     </w:r>

--- a/klagomål/A 14946-2026 FSC-klagomål.docx
+++ b/klagomål/A 14946-2026 FSC-klagomål.docx
@@ -958,7 +958,7 @@
     <w:r>
       <w:tab/>
       <w:tab/>
-      <w:t>2026-06-27</w:t>
+      <w:t>2026-06-28</w:t>
       <w:br/>
       <w:br/>
     </w:r>

--- a/klagomål/A 14946-2026 FSC-klagomål.docx
+++ b/klagomål/A 14946-2026 FSC-klagomål.docx
@@ -958,7 +958,7 @@
     <w:r>
       <w:tab/>
       <w:tab/>
-      <w:t>2026-06-28</w:t>
+      <w:t>2026-06-29</w:t>
       <w:br/>
       <w:br/>
     </w:r>

--- a/klagomål/A 14946-2026 FSC-klagomål.docx
+++ b/klagomål/A 14946-2026 FSC-klagomål.docx
@@ -958,7 +958,7 @@
     <w:r>
       <w:tab/>
       <w:tab/>
-      <w:t>2026-06-29</w:t>
+      <w:t>2026-06-30</w:t>
       <w:br/>
       <w:br/>
     </w:r>

--- a/klagomål/A 14946-2026 FSC-klagomål.docx
+++ b/klagomål/A 14946-2026 FSC-klagomål.docx
@@ -958,7 +958,7 @@
     <w:r>
       <w:tab/>
       <w:tab/>
-      <w:t>2026-06-30</w:t>
+      <w:t>2026-07-01</w:t>
       <w:br/>
       <w:br/>
     </w:r>

--- a/klagomål/A 14946-2026 FSC-klagomål.docx
+++ b/klagomål/A 14946-2026 FSC-klagomål.docx
@@ -958,7 +958,7 @@
     <w:r>
       <w:tab/>
       <w:tab/>
-      <w:t>2026-07-01</w:t>
+      <w:t>2026-07-02</w:t>
       <w:br/>
       <w:br/>
     </w:r>

--- a/klagomål/A 14946-2026 FSC-klagomål.docx
+++ b/klagomål/A 14946-2026 FSC-klagomål.docx
@@ -958,7 +958,7 @@
     <w:r>
       <w:tab/>
       <w:tab/>
-      <w:t>2026-07-13</w:t>
+      <w:t>2026-07-14</w:t>
       <w:br/>
       <w:br/>
     </w:r>

--- a/klagomål/A 14946-2026 FSC-klagomål.docx
+++ b/klagomål/A 14946-2026 FSC-klagomål.docx
@@ -958,7 +958,7 @@
     <w:r>
       <w:tab/>
       <w:tab/>
-      <w:t>2026-07-14</w:t>
+      <w:t>2026-07-15</w:t>
       <w:br/>
       <w:br/>
     </w:r>

--- a/klagomål/A 14946-2026 FSC-klagomål.docx
+++ b/klagomål/A 14946-2026 FSC-klagomål.docx
@@ -958,7 +958,7 @@
     <w:r>
       <w:tab/>
       <w:tab/>
-      <w:t>2026-07-15</w:t>
+      <w:t>2026-07-16</w:t>
       <w:br/>
       <w:br/>
     </w:r>

--- a/klagomål/A 14946-2026 FSC-klagomål.docx
+++ b/klagomål/A 14946-2026 FSC-klagomål.docx
@@ -958,7 +958,7 @@
     <w:r>
       <w:tab/>
       <w:tab/>
-      <w:t>2026-07-16</w:t>
+      <w:t>2026-07-17</w:t>
       <w:br/>
       <w:br/>
     </w:r>

--- a/klagomål/A 14946-2026 FSC-klagomål.docx
+++ b/klagomål/A 14946-2026 FSC-klagomål.docx
@@ -958,7 +958,7 @@
     <w:r>
       <w:tab/>
       <w:tab/>
-      <w:t>2026-07-17</w:t>
+      <w:t>2026-07-18</w:t>
       <w:br/>
       <w:br/>
     </w:r>

--- a/klagomål/A 14946-2026 FSC-klagomål.docx
+++ b/klagomål/A 14946-2026 FSC-klagomål.docx
@@ -958,7 +958,7 @@
     <w:r>
       <w:tab/>
       <w:tab/>
-      <w:t>2026-07-18</w:t>
+      <w:t>2026-07-19</w:t>
       <w:br/>
       <w:br/>
     </w:r>

--- a/klagomål/A 14946-2026 FSC-klagomål.docx
+++ b/klagomål/A 14946-2026 FSC-klagomål.docx
@@ -958,7 +958,7 @@
     <w:r>
       <w:tab/>
       <w:tab/>
-      <w:t>2026-07-19</w:t>
+      <w:t>2026-07-20</w:t>
       <w:br/>
       <w:br/>
     </w:r>

--- a/klagomål/A 14946-2026 FSC-klagomål.docx
+++ b/klagomål/A 14946-2026 FSC-klagomål.docx
@@ -958,7 +958,7 @@
     <w:r>
       <w:tab/>
       <w:tab/>
-      <w:t>2026-07-20</w:t>
+      <w:t>2026-07-21</w:t>
       <w:br/>
       <w:br/>
     </w:r>

--- a/klagomål/A 14946-2026 FSC-klagomål.docx
+++ b/klagomål/A 14946-2026 FSC-klagomål.docx
@@ -958,7 +958,7 @@
     <w:r>
       <w:tab/>
       <w:tab/>
-      <w:t>2026-07-21</w:t>
+      <w:t>2026-07-22</w:t>
       <w:br/>
       <w:br/>
     </w:r>

--- a/klagomål/A 14946-2026 FSC-klagomål.docx
+++ b/klagomål/A 14946-2026 FSC-klagomål.docx
@@ -958,7 +958,7 @@
     <w:r>
       <w:tab/>
       <w:tab/>
-      <w:t>2026-07-22</w:t>
+      <w:t>2026-07-23</w:t>
       <w:br/>
       <w:br/>
     </w:r>

--- a/klagomål/A 14946-2026 FSC-klagomål.docx
+++ b/klagomål/A 14946-2026 FSC-klagomål.docx
@@ -958,7 +958,7 @@
     <w:r>
       <w:tab/>
       <w:tab/>
-      <w:t>2026-07-23</w:t>
+      <w:t>2026-07-24</w:t>
       <w:br/>
       <w:br/>
     </w:r>

--- a/klagomål/A 14946-2026 FSC-klagomål.docx
+++ b/klagomål/A 14946-2026 FSC-klagomål.docx
@@ -958,7 +958,7 @@
     <w:r>
       <w:tab/>
       <w:tab/>
-      <w:t>2026-07-24</w:t>
+      <w:t>2026-07-25</w:t>
       <w:br/>
       <w:br/>
     </w:r>

--- a/klagomål/A 14946-2026 FSC-klagomål.docx
+++ b/klagomål/A 14946-2026 FSC-klagomål.docx
@@ -958,7 +958,7 @@
     <w:r>
       <w:tab/>
       <w:tab/>
-      <w:t>2026-07-25</w:t>
+      <w:t>2026-07-26</w:t>
       <w:br/>
       <w:br/>
     </w:r>

--- a/klagomål/A 14946-2026 FSC-klagomål.docx
+++ b/klagomål/A 14946-2026 FSC-klagomål.docx
@@ -958,7 +958,7 @@
     <w:r>
       <w:tab/>
       <w:tab/>
-      <w:t>2026-07-26</w:t>
+      <w:t>2026-07-27</w:t>
       <w:br/>
       <w:br/>
     </w:r>

--- a/klagomål/A 14946-2026 FSC-klagomål.docx
+++ b/klagomål/A 14946-2026 FSC-klagomål.docx
@@ -958,7 +958,7 @@
     <w:r>
       <w:tab/>
       <w:tab/>
-      <w:t>2026-07-27</w:t>
+      <w:t>2026-07-28</w:t>
       <w:br/>
       <w:br/>
     </w:r>

--- a/klagomål/A 14946-2026 FSC-klagomål.docx
+++ b/klagomål/A 14946-2026 FSC-klagomål.docx
@@ -958,7 +958,7 @@
     <w:r>
       <w:tab/>
       <w:tab/>
-      <w:t>2026-07-28</w:t>
+      <w:t>2026-07-29</w:t>
       <w:br/>
       <w:br/>
     </w:r>

--- a/klagomål/A 14946-2026 FSC-klagomål.docx
+++ b/klagomål/A 14946-2026 FSC-klagomål.docx
@@ -958,7 +958,7 @@
     <w:r>
       <w:tab/>
       <w:tab/>
-      <w:t>2026-07-29</w:t>
+      <w:t>2026-07-30</w:t>
       <w:br/>
       <w:br/>
     </w:r>

--- a/klagomål/A 14946-2026 FSC-klagomål.docx
+++ b/klagomål/A 14946-2026 FSC-klagomål.docx
@@ -958,7 +958,7 @@
     <w:r>
       <w:tab/>
       <w:tab/>
-      <w:t>2026-07-30</w:t>
+      <w:t>2026-07-31</w:t>
       <w:br/>
       <w:br/>
     </w:r>

--- a/klagomål/A 14946-2026 FSC-klagomål.docx
+++ b/klagomål/A 14946-2026 FSC-klagomål.docx
@@ -958,7 +958,7 @@
     <w:r>
       <w:tab/>
       <w:tab/>
-      <w:t>2026-07-31</w:t>
+      <w:t>2026-08-01</w:t>
       <w:br/>
       <w:br/>
     </w:r>

--- a/klagomål/A 14946-2026 FSC-klagomål.docx
+++ b/klagomål/A 14946-2026 FSC-klagomål.docx
@@ -958,7 +958,7 @@
     <w:r>
       <w:tab/>
       <w:tab/>
-      <w:t>2026-08-01</w:t>
+      <w:t>2026-08-02</w:t>
       <w:br/>
       <w:br/>
     </w:r>

--- a/klagomål/A 14946-2026 FSC-klagomål.docx
+++ b/klagomål/A 14946-2026 FSC-klagomål.docx
@@ -958,7 +958,7 @@
     <w:r>
       <w:tab/>
       <w:tab/>
-      <w:t>2026-08-02</w:t>
+      <w:t>2026-08-03</w:t>
       <w:br/>
       <w:br/>
     </w:r>

--- a/klagomål/A 14946-2026 FSC-klagomål.docx
+++ b/klagomål/A 14946-2026 FSC-klagomål.docx
@@ -958,7 +958,7 @@
     <w:r>
       <w:tab/>
       <w:tab/>
-      <w:t>2026-08-03</w:t>
+      <w:t>2026-08-05</w:t>
       <w:br/>
       <w:br/>
     </w:r>

--- a/klagomål/A 14946-2026 FSC-klagomål.docx
+++ b/klagomål/A 14946-2026 FSC-klagomål.docx
@@ -958,7 +958,7 @@
     <w:r>
       <w:tab/>
       <w:tab/>
-      <w:t>2026-08-05</w:t>
+      <w:t>2026-08-07</w:t>
       <w:br/>
       <w:br/>
     </w:r>

--- a/klagomål/A 14946-2026 FSC-klagomål.docx
+++ b/klagomål/A 14946-2026 FSC-klagomål.docx
@@ -958,7 +958,7 @@
     <w:r>
       <w:tab/>
       <w:tab/>
-      <w:t>2026-08-07</w:t>
+      <w:t>2026-08-08</w:t>
       <w:br/>
       <w:br/>
     </w:r>

--- a/klagomål/A 14946-2026 FSC-klagomål.docx
+++ b/klagomål/A 14946-2026 FSC-klagomål.docx
@@ -216,7 +216,7 @@
         <w:spacing w:after="240"/>
       </w:pPr>
       <w:r>
-        <w:t>Figur 1. Fyndplatser för naturvårdsarter i och inom 25 meter från avverkningsanmälan. Markörer utan svart kant är placerade på fyndplatsen. Markörer med svart kant är placerade vid sidan av fyndplatsen har ett svart streck som visar fyndplatsens exakta position. Kartans mittpunktskoordinat är N 7161694, E 633326 i SWEREF 99 TM.</w:t>
+        <w:t>Figur 1. Fyndplatser för naturvårdsarter i och inom 25 meter från avverkningsanmälan. Markörer utan svart kant är placerade på fyndplatsen. Markörer med svart kant är placerade vid sidan av fyndplatsen och har ett svart streck som visar fyndplatsens exakta position. Kartans mittpunktskoordinat är N 7161694, E 633326 i SWEREF 99 TM.</w:t>
       </w:r>
     </w:p>
     <w:p>
@@ -958,7 +958,7 @@
     <w:r>
       <w:tab/>
       <w:tab/>
-      <w:t>2026-08-14</w:t>
+      <w:t>2026-08-15</w:t>
       <w:br/>
       <w:br/>
     </w:r>

--- a/klagomål/A 14946-2026 FSC-klagomål.docx
+++ b/klagomål/A 14946-2026 FSC-klagomål.docx
@@ -958,7 +958,7 @@
     <w:r>
       <w:tab/>
       <w:tab/>
-      <w:t>2026-08-15</w:t>
+      <w:t>2026-08-16</w:t>
       <w:br/>
       <w:br/>
     </w:r>

--- a/klagomål/A 14946-2026 FSC-klagomål.docx
+++ b/klagomål/A 14946-2026 FSC-klagomål.docx
@@ -958,7 +958,7 @@
     <w:r>
       <w:tab/>
       <w:tab/>
-      <w:t>2026-08-16</w:t>
+      <w:t>2026-08-17</w:t>
       <w:br/>
       <w:br/>
     </w:r>

--- a/klagomål/A 14946-2026 FSC-klagomål.docx
+++ b/klagomål/A 14946-2026 FSC-klagomål.docx
@@ -958,7 +958,7 @@
     <w:r>
       <w:tab/>
       <w:tab/>
-      <w:t>2026-08-17</w:t>
+      <w:t>2026-08-18</w:t>
       <w:br/>
       <w:br/>
     </w:r>

--- a/klagomål/A 14946-2026 FSC-klagomål.docx
+++ b/klagomål/A 14946-2026 FSC-klagomål.docx
@@ -958,7 +958,7 @@
     <w:r>
       <w:tab/>
       <w:tab/>
-      <w:t>2026-08-18</w:t>
+      <w:t>2026-08-19</w:t>
       <w:br/>
       <w:br/>
     </w:r>

--- a/klagomål/A 14946-2026 FSC-klagomål.docx
+++ b/klagomål/A 14946-2026 FSC-klagomål.docx
@@ -958,7 +958,7 @@
     <w:r>
       <w:tab/>
       <w:tab/>
-      <w:t>2026-08-19</w:t>
+      <w:t>2026-08-20</w:t>
       <w:br/>
       <w:br/>
     </w:r>

--- a/klagomål/A 14946-2026 FSC-klagomål.docx
+++ b/klagomål/A 14946-2026 FSC-klagomål.docx
@@ -958,7 +958,7 @@
     <w:r>
       <w:tab/>
       <w:tab/>
-      <w:t>2026-08-20</w:t>
+      <w:t>2026-08-21</w:t>
       <w:br/>
       <w:br/>
     </w:r>

--- a/klagomål/A 14946-2026 FSC-klagomål.docx
+++ b/klagomål/A 14946-2026 FSC-klagomål.docx
@@ -958,7 +958,7 @@
     <w:r>
       <w:tab/>
       <w:tab/>
-      <w:t>2026-08-21</w:t>
+      <w:t>2026-08-22</w:t>
       <w:br/>
       <w:br/>
     </w:r>

--- a/klagomål/A 14946-2026 FSC-klagomål.docx
+++ b/klagomål/A 14946-2026 FSC-klagomål.docx
@@ -958,7 +958,7 @@
     <w:r>
       <w:tab/>
       <w:tab/>
-      <w:t>2026-08-22</w:t>
+      <w:t>2026-08-23</w:t>
       <w:br/>
       <w:br/>
     </w:r>

--- a/klagomål/A 14946-2026 FSC-klagomål.docx
+++ b/klagomål/A 14946-2026 FSC-klagomål.docx
@@ -958,7 +958,7 @@
     <w:r>
       <w:tab/>
       <w:tab/>
-      <w:t>2026-08-23</w:t>
+      <w:t>2026-08-24</w:t>
       <w:br/>
       <w:br/>
     </w:r>

--- a/klagomål/A 14946-2026 FSC-klagomål.docx
+++ b/klagomål/A 14946-2026 FSC-klagomål.docx
@@ -958,7 +958,7 @@
     <w:r>
       <w:tab/>
       <w:tab/>
-      <w:t>2026-08-24</w:t>
+      <w:t>2026-08-25</w:t>
       <w:br/>
       <w:br/>
     </w:r>

--- a/klagomål/A 14946-2026 FSC-klagomål.docx
+++ b/klagomål/A 14946-2026 FSC-klagomål.docx
@@ -958,7 +958,7 @@
     <w:r>
       <w:tab/>
       <w:tab/>
-      <w:t>2026-08-25</w:t>
+      <w:t>2026-08-26</w:t>
       <w:br/>
       <w:br/>
     </w:r>

--- a/klagomål/A 14946-2026 FSC-klagomål.docx
+++ b/klagomål/A 14946-2026 FSC-klagomål.docx
@@ -958,7 +958,7 @@
     <w:r>
       <w:tab/>
       <w:tab/>
-      <w:t>2026-08-26</w:t>
+      <w:t>2026-08-27</w:t>
       <w:br/>
       <w:br/>
     </w:r>

--- a/klagomål/A 14946-2026 FSC-klagomål.docx
+++ b/klagomål/A 14946-2026 FSC-klagomål.docx
@@ -958,7 +958,7 @@
     <w:r>
       <w:tab/>
       <w:tab/>
-      <w:t>2026-08-27</w:t>
+      <w:t>2026-08-28</w:t>
       <w:br/>
       <w:br/>
     </w:r>

--- a/klagomål/A 14946-2026 FSC-klagomål.docx
+++ b/klagomål/A 14946-2026 FSC-klagomål.docx
@@ -958,7 +958,7 @@
     <w:r>
       <w:tab/>
       <w:tab/>
-      <w:t>2026-08-28</w:t>
+      <w:t>2026-08-29</w:t>
       <w:br/>
       <w:br/>
     </w:r>

--- a/klagomål/A 14946-2026 FSC-klagomål.docx
+++ b/klagomål/A 14946-2026 FSC-klagomål.docx
@@ -958,7 +958,7 @@
     <w:r>
       <w:tab/>
       <w:tab/>
-      <w:t>2026-08-29</w:t>
+      <w:t>2026-08-31</w:t>
       <w:br/>
       <w:br/>
     </w:r>

--- a/klagomål/A 14946-2026 FSC-klagomål.docx
+++ b/klagomål/A 14946-2026 FSC-klagomål.docx
@@ -958,7 +958,7 @@
     <w:r>
       <w:tab/>
       <w:tab/>
-      <w:t>2026-08-31</w:t>
+      <w:t>2026-09-01</w:t>
       <w:br/>
       <w:br/>
     </w:r>

--- a/klagomål/A 14946-2026 FSC-klagomål.docx
+++ b/klagomål/A 14946-2026 FSC-klagomål.docx
@@ -958,7 +958,7 @@
     <w:r>
       <w:tab/>
       <w:tab/>
-      <w:t>2026-09-01</w:t>
+      <w:t>2026-09-02</w:t>
       <w:br/>
       <w:br/>
     </w:r>

--- a/klagomål/A 14946-2026 FSC-klagomål.docx
+++ b/klagomål/A 14946-2026 FSC-klagomål.docx
@@ -958,7 +958,7 @@
     <w:r>
       <w:tab/>
       <w:tab/>
-      <w:t>2026-09-02</w:t>
+      <w:t>2026-09-03</w:t>
       <w:br/>
       <w:br/>
     </w:r>

--- a/klagomål/A 14946-2026 FSC-klagomål.docx
+++ b/klagomål/A 14946-2026 FSC-klagomål.docx
@@ -958,7 +958,7 @@
     <w:r>
       <w:tab/>
       <w:tab/>
-      <w:t>2026-09-03</w:t>
+      <w:t>2026-09-04</w:t>
       <w:br/>
       <w:br/>
     </w:r>

--- a/klagomål/A 14946-2026 FSC-klagomål.docx
+++ b/klagomål/A 14946-2026 FSC-klagomål.docx
@@ -958,7 +958,7 @@
     <w:r>
       <w:tab/>
       <w:tab/>
-      <w:t>2026-09-04</w:t>
+      <w:t>2026-09-05</w:t>
       <w:br/>
       <w:br/>
     </w:r>
